--- a/backend-google-docs/04-nestjs.docx
+++ b/backend-google-docs/04-nestjs.docx
@@ -3628,7 +3628,7 @@
       </w:pPr>
       <w:r>
         <w:rPr/>
-        <w:t>🎯 From Your Resume</w:t>
+        <w:t>🟢 More Basics</w:t>
       </w:r>
     </w:p>
     <w:p>
@@ -3648,7 +3648,3526 @@
           <w:color w:val="1F3A5F"/>
           <w:sz w:val="24"/>
         </w:rPr>
-        <w:t>Q19. "What did you build with NestJS at Slaylink?"</w:t>
+        <w:t xml:space="preserve">Q19. What does the </w:t>
+      </w:r>
+      <w:r>
+        <w:rPr>
+          <w:rFonts w:ascii="Courier New" w:hAnsi="Courier New"/>
+          <w:b/>
+          <w:color w:val="1F3A5F"/>
+          <w:sz w:val="24"/>
+        </w:rPr>
+        <w:t>@Injectable()</w:t>
+      </w:r>
+      <w:r>
+        <w:rPr>
+          <w:b/>
+          <w:color w:val="1F3A5F"/>
+          <w:sz w:val="24"/>
+        </w:rPr>
+        <w:t xml:space="preserve"> decorator do?</w:t>
+      </w:r>
+      <w:r>
+        <w:rPr>
+          <w:color w:val="1F3A5F"/>
+          <w:sz w:val="24"/>
+        </w:rPr>
+      </w:r>
+    </w:p>
+    <w:p>
+      <w:r>
+        <w:rPr/>
+      </w:r>
+      <w:r>
+        <w:rPr>
+          <w:b/>
+        </w:rPr>
+        <w:t>Short answer:</w:t>
+      </w:r>
+      <w:r>
+        <w:rPr/>
+        <w:t xml:space="preserve"> It marks a class as a provider that Nest's DI container can create and inject.</w:t>
+      </w:r>
+    </w:p>
+    <w:p>
+      <w:r>
+        <w:rPr/>
+      </w:r>
+      <w:r>
+        <w:rPr>
+          <w:b/>
+        </w:rPr>
+        <w:t>Explanation:</w:t>
+      </w:r>
+      <w:r>
+        <w:rPr/>
+        <w:t xml:space="preserve"> It also lets Nest read constructor parameter types through TypeScript metadata.</w:t>
+      </w:r>
+    </w:p>
+    <w:p>
+      <w:r>
+        <w:rPr/>
+      </w:r>
+      <w:r>
+        <w:rPr>
+          <w:b/>
+        </w:rPr>
+        <w:t>Example:</w:t>
+      </w:r>
+      <w:r>
+        <w:rPr/>
+        <w:t xml:space="preserve"> </w:t>
+      </w:r>
+      <w:r>
+        <w:rPr>
+          <w:rFonts w:ascii="Courier New" w:hAnsi="Courier New"/>
+          <w:color w:val="B42318"/>
+          <w:sz w:val="20"/>
+        </w:rPr>
+        <w:t>@Injectable() export class ScoringService {}</w:t>
+      </w:r>
+      <w:r>
+        <w:rPr/>
+        <w:t>.</w:t>
+      </w:r>
+    </w:p>
+    <w:p>
+      <w:r>
+        <w:rPr/>
+      </w:r>
+      <w:r>
+        <w:rPr>
+          <w:b/>
+        </w:rPr>
+        <w:t>Say it like this:</w:t>
+      </w:r>
+      <w:r>
+        <w:rPr/>
+        <w:t xml:space="preserve"> "Injectable registers a class with the DI container so others can ask for it in their constructors."</w:t>
+      </w:r>
+    </w:p>
+    <w:p>
+      <w:pPr>
+        <w:pBdr>
+          <w:bottom w:val="single" w:sz="6" w:space="1" w:color="BFC7D5"/>
+        </w:pBdr>
+      </w:pPr>
+    </w:p>
+    <w:p>
+      <w:pPr>
+        <w:keepNext/>
+        <w:spacing w:before="200"/>
+      </w:pPr>
+      <w:r>
+        <w:rPr>
+          <w:color w:val="1F3A5F"/>
+          <w:sz w:val="24"/>
+        </w:rPr>
+      </w:r>
+      <w:r>
+        <w:rPr>
+          <w:b/>
+          <w:color w:val="1F3A5F"/>
+          <w:sz w:val="24"/>
+        </w:rPr>
+        <w:t>Q20. How do you read route params, query and body in Nest?</w:t>
+      </w:r>
+      <w:r>
+        <w:rPr>
+          <w:color w:val="1F3A5F"/>
+          <w:sz w:val="24"/>
+        </w:rPr>
+      </w:r>
+    </w:p>
+    <w:p>
+      <w:r>
+        <w:rPr/>
+      </w:r>
+      <w:r>
+        <w:rPr>
+          <w:b/>
+        </w:rPr>
+        <w:t>Short answer:</w:t>
+      </w:r>
+      <w:r>
+        <w:rPr/>
+        <w:t xml:space="preserve"> With parameter decorators: </w:t>
+      </w:r>
+      <w:r>
+        <w:rPr>
+          <w:rFonts w:ascii="Courier New" w:hAnsi="Courier New"/>
+          <w:color w:val="B42318"/>
+          <w:sz w:val="20"/>
+        </w:rPr>
+        <w:t>@Param()</w:t>
+      </w:r>
+      <w:r>
+        <w:rPr/>
+        <w:t xml:space="preserve">, </w:t>
+      </w:r>
+      <w:r>
+        <w:rPr>
+          <w:rFonts w:ascii="Courier New" w:hAnsi="Courier New"/>
+          <w:color w:val="B42318"/>
+          <w:sz w:val="20"/>
+        </w:rPr>
+        <w:t>@Query()</w:t>
+      </w:r>
+      <w:r>
+        <w:rPr/>
+        <w:t xml:space="preserve">, </w:t>
+      </w:r>
+      <w:r>
+        <w:rPr>
+          <w:rFonts w:ascii="Courier New" w:hAnsi="Courier New"/>
+          <w:color w:val="B42318"/>
+          <w:sz w:val="20"/>
+        </w:rPr>
+        <w:t>@Body()</w:t>
+      </w:r>
+      <w:r>
+        <w:rPr/>
+        <w:t xml:space="preserve">, </w:t>
+      </w:r>
+      <w:r>
+        <w:rPr>
+          <w:rFonts w:ascii="Courier New" w:hAnsi="Courier New"/>
+          <w:color w:val="B42318"/>
+          <w:sz w:val="20"/>
+        </w:rPr>
+        <w:t>@Headers()</w:t>
+      </w:r>
+      <w:r>
+        <w:rPr/>
+        <w:t xml:space="preserve">, </w:t>
+      </w:r>
+      <w:r>
+        <w:rPr>
+          <w:rFonts w:ascii="Courier New" w:hAnsi="Courier New"/>
+          <w:color w:val="B42318"/>
+          <w:sz w:val="20"/>
+        </w:rPr>
+        <w:t>@Req()</w:t>
+      </w:r>
+      <w:r>
+        <w:rPr/>
+        <w:t>.</w:t>
+      </w:r>
+    </w:p>
+    <w:p>
+      <w:r>
+        <w:rPr/>
+      </w:r>
+      <w:r>
+        <w:rPr>
+          <w:b/>
+        </w:rPr>
+        <w:t>Explanation:</w:t>
+      </w:r>
+      <w:r>
+        <w:rPr/>
+        <w:t xml:space="preserve"> Combine with pipes for validation and conversion (</w:t>
+      </w:r>
+      <w:r>
+        <w:rPr>
+          <w:rFonts w:ascii="Courier New" w:hAnsi="Courier New"/>
+          <w:color w:val="B42318"/>
+          <w:sz w:val="20"/>
+        </w:rPr>
+        <w:t>ParseIntPipe</w:t>
+      </w:r>
+      <w:r>
+        <w:rPr/>
+        <w:t xml:space="preserve">, </w:t>
+      </w:r>
+      <w:r>
+        <w:rPr>
+          <w:rFonts w:ascii="Courier New" w:hAnsi="Courier New"/>
+          <w:color w:val="B42318"/>
+          <w:sz w:val="20"/>
+        </w:rPr>
+        <w:t>ParseUUIDPipe</w:t>
+      </w:r>
+      <w:r>
+        <w:rPr/>
+        <w:t>, DTOs).</w:t>
+      </w:r>
+    </w:p>
+    <w:p>
+      <w:r>
+        <w:rPr/>
+      </w:r>
+      <w:r>
+        <w:rPr>
+          <w:b/>
+        </w:rPr>
+        <w:t>Example:</w:t>
+      </w:r>
+      <w:r>
+        <w:rPr/>
+        <w:t xml:space="preserve"> </w:t>
+      </w:r>
+      <w:r>
+        <w:rPr>
+          <w:rFonts w:ascii="Courier New" w:hAnsi="Courier New"/>
+          <w:color w:val="B42318"/>
+          <w:sz w:val="20"/>
+        </w:rPr>
+        <w:t>@Get(':id') get(@Param('id', ParseUUIDPipe) id: string, @Query() q: ListCallsQuery) {}</w:t>
+      </w:r>
+      <w:r>
+        <w:rPr/>
+        <w:t>.</w:t>
+      </w:r>
+    </w:p>
+    <w:p>
+      <w:r>
+        <w:rPr/>
+      </w:r>
+      <w:r>
+        <w:rPr>
+          <w:b/>
+        </w:rPr>
+        <w:t>Say it like this:</w:t>
+      </w:r>
+      <w:r>
+        <w:rPr/>
+        <w:t xml:space="preserve"> "Decorators pull values out of the request, and pipes validate them before my code sees them."</w:t>
+      </w:r>
+    </w:p>
+    <w:p>
+      <w:pPr>
+        <w:pBdr>
+          <w:bottom w:val="single" w:sz="6" w:space="1" w:color="BFC7D5"/>
+        </w:pBdr>
+      </w:pPr>
+    </w:p>
+    <w:p>
+      <w:pPr>
+        <w:keepNext/>
+        <w:spacing w:before="200"/>
+      </w:pPr>
+      <w:r>
+        <w:rPr>
+          <w:color w:val="1F3A5F"/>
+          <w:sz w:val="24"/>
+        </w:rPr>
+      </w:r>
+      <w:r>
+        <w:rPr>
+          <w:b/>
+          <w:color w:val="1F3A5F"/>
+          <w:sz w:val="24"/>
+        </w:rPr>
+        <w:t>Q21. How do you set status codes and headers in Nest?</w:t>
+      </w:r>
+      <w:r>
+        <w:rPr>
+          <w:color w:val="1F3A5F"/>
+          <w:sz w:val="24"/>
+        </w:rPr>
+      </w:r>
+    </w:p>
+    <w:p>
+      <w:r>
+        <w:rPr/>
+      </w:r>
+      <w:r>
+        <w:rPr>
+          <w:b/>
+        </w:rPr>
+        <w:t>Short answer:</w:t>
+      </w:r>
+      <w:r>
+        <w:rPr/>
+        <w:t xml:space="preserve"> </w:t>
+      </w:r>
+      <w:r>
+        <w:rPr>
+          <w:rFonts w:ascii="Courier New" w:hAnsi="Courier New"/>
+          <w:color w:val="B42318"/>
+          <w:sz w:val="20"/>
+        </w:rPr>
+        <w:t>@HttpCode(204)</w:t>
+      </w:r>
+      <w:r>
+        <w:rPr/>
+        <w:t xml:space="preserve">, </w:t>
+      </w:r>
+      <w:r>
+        <w:rPr>
+          <w:rFonts w:ascii="Courier New" w:hAnsi="Courier New"/>
+          <w:color w:val="B42318"/>
+          <w:sz w:val="20"/>
+        </w:rPr>
+        <w:t>@Header('Cache-Control', 'no-store')</w:t>
+      </w:r>
+      <w:r>
+        <w:rPr/>
+        <w:t xml:space="preserve">, or throw </w:t>
+      </w:r>
+      <w:r>
+        <w:rPr>
+          <w:rFonts w:ascii="Courier New" w:hAnsi="Courier New"/>
+          <w:color w:val="B42318"/>
+          <w:sz w:val="20"/>
+        </w:rPr>
+        <w:t>HttpException</w:t>
+      </w:r>
+      <w:r>
+        <w:rPr/>
+        <w:t>s for errors.</w:t>
+      </w:r>
+    </w:p>
+    <w:p>
+      <w:r>
+        <w:rPr/>
+      </w:r>
+      <w:r>
+        <w:rPr>
+          <w:b/>
+        </w:rPr>
+        <w:t>Explanation:</w:t>
+      </w:r>
+      <w:r>
+        <w:rPr/>
+        <w:t xml:space="preserve"> Avoid using the raw response object unless needed (it bypasses interceptors).</w:t>
+      </w:r>
+    </w:p>
+    <w:p>
+      <w:r>
+        <w:rPr/>
+      </w:r>
+      <w:r>
+        <w:rPr>
+          <w:b/>
+        </w:rPr>
+        <w:t>Example:</w:t>
+      </w:r>
+      <w:r>
+        <w:rPr/>
+        <w:t xml:space="preserve"> </w:t>
+      </w:r>
+      <w:r>
+        <w:rPr>
+          <w:rFonts w:ascii="Courier New" w:hAnsi="Courier New"/>
+          <w:color w:val="B42318"/>
+          <w:sz w:val="20"/>
+        </w:rPr>
+        <w:t>@Delete(':id') @HttpCode(204) remove(@Param('id') id: string) { return this.svc.remove(id); }</w:t>
+      </w:r>
+      <w:r>
+        <w:rPr/>
+        <w:t>.</w:t>
+      </w:r>
+    </w:p>
+    <w:p>
+      <w:r>
+        <w:rPr/>
+      </w:r>
+      <w:r>
+        <w:rPr>
+          <w:b/>
+        </w:rPr>
+        <w:t>Say it like this:</w:t>
+      </w:r>
+      <w:r>
+        <w:rPr/>
+        <w:t xml:space="preserve"> "Decorators set status and headers declaratively, and I avoid the raw response so interceptors still work."</w:t>
+      </w:r>
+    </w:p>
+    <w:p>
+      <w:pPr>
+        <w:pBdr>
+          <w:bottom w:val="single" w:sz="6" w:space="1" w:color="BFC7D5"/>
+        </w:pBdr>
+      </w:pPr>
+    </w:p>
+    <w:p>
+      <w:pPr>
+        <w:keepNext/>
+        <w:spacing w:before="200"/>
+      </w:pPr>
+      <w:r>
+        <w:rPr>
+          <w:color w:val="1F3A5F"/>
+          <w:sz w:val="24"/>
+        </w:rPr>
+      </w:r>
+      <w:r>
+        <w:rPr>
+          <w:b/>
+          <w:color w:val="1F3A5F"/>
+          <w:sz w:val="24"/>
+        </w:rPr>
+        <w:t>Q22. What built-in HTTP exceptions does Nest provide?</w:t>
+      </w:r>
+      <w:r>
+        <w:rPr>
+          <w:color w:val="1F3A5F"/>
+          <w:sz w:val="24"/>
+        </w:rPr>
+      </w:r>
+    </w:p>
+    <w:p>
+      <w:r>
+        <w:rPr/>
+      </w:r>
+      <w:r>
+        <w:rPr>
+          <w:b/>
+        </w:rPr>
+        <w:t>Short answer:</w:t>
+      </w:r>
+      <w:r>
+        <w:rPr/>
+        <w:t xml:space="preserve"> </w:t>
+      </w:r>
+      <w:r>
+        <w:rPr>
+          <w:rFonts w:ascii="Courier New" w:hAnsi="Courier New"/>
+          <w:color w:val="B42318"/>
+          <w:sz w:val="20"/>
+        </w:rPr>
+        <w:t>BadRequestException</w:t>
+      </w:r>
+      <w:r>
+        <w:rPr/>
+        <w:t xml:space="preserve">, </w:t>
+      </w:r>
+      <w:r>
+        <w:rPr>
+          <w:rFonts w:ascii="Courier New" w:hAnsi="Courier New"/>
+          <w:color w:val="B42318"/>
+          <w:sz w:val="20"/>
+        </w:rPr>
+        <w:t>UnauthorizedException</w:t>
+      </w:r>
+      <w:r>
+        <w:rPr/>
+        <w:t xml:space="preserve">, </w:t>
+      </w:r>
+      <w:r>
+        <w:rPr>
+          <w:rFonts w:ascii="Courier New" w:hAnsi="Courier New"/>
+          <w:color w:val="B42318"/>
+          <w:sz w:val="20"/>
+        </w:rPr>
+        <w:t>ForbiddenException</w:t>
+      </w:r>
+      <w:r>
+        <w:rPr/>
+        <w:t xml:space="preserve">, </w:t>
+      </w:r>
+      <w:r>
+        <w:rPr>
+          <w:rFonts w:ascii="Courier New" w:hAnsi="Courier New"/>
+          <w:color w:val="B42318"/>
+          <w:sz w:val="20"/>
+        </w:rPr>
+        <w:t>NotFoundException</w:t>
+      </w:r>
+      <w:r>
+        <w:rPr/>
+        <w:t xml:space="preserve">, </w:t>
+      </w:r>
+      <w:r>
+        <w:rPr>
+          <w:rFonts w:ascii="Courier New" w:hAnsi="Courier New"/>
+          <w:color w:val="B42318"/>
+          <w:sz w:val="20"/>
+        </w:rPr>
+        <w:t>ConflictException</w:t>
+      </w:r>
+      <w:r>
+        <w:rPr/>
+        <w:t xml:space="preserve"> and others, all extending </w:t>
+      </w:r>
+      <w:r>
+        <w:rPr>
+          <w:rFonts w:ascii="Courier New" w:hAnsi="Courier New"/>
+          <w:color w:val="B42318"/>
+          <w:sz w:val="20"/>
+        </w:rPr>
+        <w:t>HttpException</w:t>
+      </w:r>
+      <w:r>
+        <w:rPr/>
+        <w:t>.</w:t>
+      </w:r>
+    </w:p>
+    <w:p>
+      <w:r>
+        <w:rPr/>
+      </w:r>
+      <w:r>
+        <w:rPr>
+          <w:b/>
+        </w:rPr>
+        <w:t>Explanation:</w:t>
+      </w:r>
+      <w:r>
+        <w:rPr/>
+        <w:t xml:space="preserve"> Throw them from services or create domain exceptions mapped by a filter.</w:t>
+      </w:r>
+    </w:p>
+    <w:p>
+      <w:r>
+        <w:rPr/>
+      </w:r>
+      <w:r>
+        <w:rPr>
+          <w:b/>
+        </w:rPr>
+        <w:t>Example:</w:t>
+      </w:r>
+      <w:r>
+        <w:rPr/>
+        <w:t xml:space="preserve"> </w:t>
+      </w:r>
+      <w:r>
+        <w:rPr>
+          <w:rFonts w:ascii="Courier New" w:hAnsi="Courier New"/>
+          <w:color w:val="B42318"/>
+          <w:sz w:val="20"/>
+        </w:rPr>
+        <w:t>throw new NotFoundException('Call not found')</w:t>
+      </w:r>
+      <w:r>
+        <w:rPr/>
+        <w:t>.</w:t>
+      </w:r>
+    </w:p>
+    <w:p>
+      <w:r>
+        <w:rPr/>
+      </w:r>
+      <w:r>
+        <w:rPr>
+          <w:b/>
+        </w:rPr>
+        <w:t>Say it like this:</w:t>
+      </w:r>
+      <w:r>
+        <w:rPr/>
+        <w:t xml:space="preserve"> "Nest's exceptions map straight to status codes, so services can signal 404 or 409 cleanly."</w:t>
+      </w:r>
+    </w:p>
+    <w:p>
+      <w:pPr>
+        <w:pBdr>
+          <w:bottom w:val="single" w:sz="6" w:space="1" w:color="BFC7D5"/>
+        </w:pBdr>
+      </w:pPr>
+    </w:p>
+    <w:p>
+      <w:pPr>
+        <w:keepNext/>
+        <w:spacing w:before="200"/>
+      </w:pPr>
+      <w:r>
+        <w:rPr>
+          <w:color w:val="1F3A5F"/>
+          <w:sz w:val="24"/>
+        </w:rPr>
+      </w:r>
+      <w:r>
+        <w:rPr>
+          <w:b/>
+          <w:color w:val="1F3A5F"/>
+          <w:sz w:val="24"/>
+        </w:rPr>
+        <w:t>Q23. What is the Nest CLI used for?</w:t>
+      </w:r>
+      <w:r>
+        <w:rPr>
+          <w:color w:val="1F3A5F"/>
+          <w:sz w:val="24"/>
+        </w:rPr>
+      </w:r>
+    </w:p>
+    <w:p>
+      <w:r>
+        <w:rPr/>
+      </w:r>
+      <w:r>
+        <w:rPr>
+          <w:b/>
+        </w:rPr>
+        <w:t>Short answer:</w:t>
+      </w:r>
+      <w:r>
+        <w:rPr/>
+        <w:t xml:space="preserve"> Generating modules, controllers, services and resources with consistent structure, plus building and running the app.</w:t>
+      </w:r>
+    </w:p>
+    <w:p>
+      <w:r>
+        <w:rPr/>
+      </w:r>
+      <w:r>
+        <w:rPr>
+          <w:b/>
+        </w:rPr>
+        <w:t>Explanation:</w:t>
+      </w:r>
+      <w:r>
+        <w:rPr/>
+        <w:t xml:space="preserve"> </w:t>
+      </w:r>
+      <w:r>
+        <w:rPr>
+          <w:rFonts w:ascii="Courier New" w:hAnsi="Courier New"/>
+          <w:color w:val="B42318"/>
+          <w:sz w:val="20"/>
+        </w:rPr>
+        <w:t>nest g resource calls</w:t>
+      </w:r>
+      <w:r>
+        <w:rPr/>
+        <w:t xml:space="preserve"> scaffolds a full CRUD feature.</w:t>
+      </w:r>
+    </w:p>
+    <w:p>
+      <w:r>
+        <w:rPr/>
+      </w:r>
+      <w:r>
+        <w:rPr>
+          <w:b/>
+        </w:rPr>
+        <w:t>Example:</w:t>
+      </w:r>
+      <w:r>
+        <w:rPr/>
+        <w:t xml:space="preserve"> </w:t>
+      </w:r>
+      <w:r>
+        <w:rPr>
+          <w:rFonts w:ascii="Courier New" w:hAnsi="Courier New"/>
+          <w:color w:val="B42318"/>
+          <w:sz w:val="20"/>
+        </w:rPr>
+        <w:t>nest g module scoring &amp;&amp; nest g service scoring</w:t>
+      </w:r>
+      <w:r>
+        <w:rPr/>
+        <w:t>.</w:t>
+      </w:r>
+    </w:p>
+    <w:p>
+      <w:r>
+        <w:rPr/>
+      </w:r>
+      <w:r>
+        <w:rPr>
+          <w:b/>
+        </w:rPr>
+        <w:t>Say it like this:</w:t>
+      </w:r>
+      <w:r>
+        <w:rPr/>
+        <w:t xml:space="preserve"> "The CLI keeps structure consistent across the team, which is half the value of Nest."</w:t>
+      </w:r>
+    </w:p>
+    <w:p>
+      <w:pPr>
+        <w:pBdr>
+          <w:bottom w:val="single" w:sz="6" w:space="1" w:color="BFC7D5"/>
+        </w:pBdr>
+      </w:pPr>
+    </w:p>
+    <w:p>
+      <w:pPr>
+        <w:keepNext/>
+        <w:spacing w:before="200"/>
+      </w:pPr>
+      <w:r>
+        <w:rPr>
+          <w:color w:val="1F3A5F"/>
+          <w:sz w:val="24"/>
+        </w:rPr>
+      </w:r>
+      <w:r>
+        <w:rPr>
+          <w:b/>
+          <w:color w:val="1F3A5F"/>
+          <w:sz w:val="24"/>
+        </w:rPr>
+        <w:t xml:space="preserve">Q24. What is </w:t>
+      </w:r>
+      <w:r>
+        <w:rPr>
+          <w:rFonts w:ascii="Courier New" w:hAnsi="Courier New"/>
+          <w:b/>
+          <w:color w:val="1F3A5F"/>
+          <w:sz w:val="24"/>
+        </w:rPr>
+        <w:t>main.ts</w:t>
+      </w:r>
+      <w:r>
+        <w:rPr>
+          <w:b/>
+          <w:color w:val="1F3A5F"/>
+          <w:sz w:val="24"/>
+        </w:rPr>
+        <w:t xml:space="preserve"> responsible for?</w:t>
+      </w:r>
+      <w:r>
+        <w:rPr>
+          <w:color w:val="1F3A5F"/>
+          <w:sz w:val="24"/>
+        </w:rPr>
+      </w:r>
+    </w:p>
+    <w:p>
+      <w:r>
+        <w:rPr/>
+      </w:r>
+      <w:r>
+        <w:rPr>
+          <w:b/>
+        </w:rPr>
+        <w:t>Short answer:</w:t>
+      </w:r>
+      <w:r>
+        <w:rPr/>
+        <w:t xml:space="preserve"> Bootstrapping: creating the app, global pipes, filters and interceptors, CORS, security middleware, versioning, Swagger, and listening on a port.</w:t>
+      </w:r>
+    </w:p>
+    <w:p>
+      <w:r>
+        <w:rPr/>
+      </w:r>
+      <w:r>
+        <w:rPr>
+          <w:b/>
+        </w:rPr>
+        <w:t>Explanation:</w:t>
+      </w:r>
+      <w:r>
+        <w:rPr/>
+        <w:t xml:space="preserve"> Also enable shutdown hooks for graceful shutdown.</w:t>
+      </w:r>
+    </w:p>
+    <w:p>
+      <w:r>
+        <w:rPr/>
+      </w:r>
+      <w:r>
+        <w:rPr>
+          <w:b/>
+        </w:rPr>
+        <w:t>Example:</w:t>
+      </w:r>
+      <w:r>
+        <w:rPr/>
+      </w:r>
+    </w:p>
+    <w:tbl>
+      <w:tblPr>
+        <w:tblW w:type="auto" w:w="0"/>
+        <w:jc w:val="center"/>
+        <w:tblCellMar>
+          <w:top w:w="141" w:type="dxa"/>
+          <w:left w:w="141" w:type="dxa"/>
+          <w:bottom w:w="141" w:type="dxa"/>
+          <w:right w:w="141" w:type="dxa"/>
+        </w:tblCellMar>
+        <w:tblLook w:firstColumn="1" w:firstRow="1" w:lastColumn="0" w:lastRow="0" w:noHBand="0" w:noVBand="1" w:val="04A0"/>
+      </w:tblPr>
+      <w:tblGrid>
+        <w:gridCol w:w="9972"/>
+      </w:tblGrid>
+      <w:tr>
+        <w:tc>
+          <w:tcPr>
+            <w:tcW w:type="dxa" w:w="9972"/>
+            <w:shd w:val="clear" w:color="auto" w:fill="F3F4F6"/>
+          </w:tcPr>
+          <w:p>
+            <w:pPr>
+              <w:spacing w:after="0" w:line="240" w:lineRule="auto"/>
+            </w:pPr>
+            <w:r>
+              <w:rPr>
+                <w:rFonts w:ascii="Arial" w:hAnsi="Arial"/>
+                <w:b/>
+                <w:color w:val="6B7280"/>
+                <w:sz w:val="16"/>
+              </w:rPr>
+              <w:t>TS</w:t>
+              <w:br/>
+            </w:r>
+            <w:r>
+              <w:rPr>
+                <w:rFonts w:ascii="Courier New" w:hAnsi="Courier New" w:eastAsia="Courier New"/>
+                <w:sz w:val="19"/>
+              </w:rPr>
+              <w:t>const app = await NestFactory.create(AppModule);</w:t>
+              <w:br/>
+            </w:r>
+            <w:r>
+              <w:rPr>
+                <w:rFonts w:ascii="Courier New" w:hAnsi="Courier New" w:eastAsia="Courier New"/>
+                <w:sz w:val="19"/>
+              </w:rPr>
+              <w:t>app.useGlobalPipes(new ValidationPipe({ whitelist: true, transform: true }));</w:t>
+              <w:br/>
+            </w:r>
+            <w:r>
+              <w:rPr>
+                <w:rFonts w:ascii="Courier New" w:hAnsi="Courier New" w:eastAsia="Courier New"/>
+                <w:sz w:val="19"/>
+              </w:rPr>
+              <w:t>app.enableShutdownHooks();</w:t>
+              <w:br/>
+            </w:r>
+            <w:r>
+              <w:rPr>
+                <w:rFonts w:ascii="Courier New" w:hAnsi="Courier New" w:eastAsia="Courier New"/>
+                <w:sz w:val="19"/>
+              </w:rPr>
+              <w:t>await app.listen(3000);</w:t>
+            </w:r>
+          </w:p>
+        </w:tc>
+      </w:tr>
+    </w:tbl>
+    <w:p>
+      <w:pPr>
+        <w:spacing w:after="40"/>
+      </w:pPr>
+    </w:p>
+    <w:p>
+      <w:r>
+        <w:rPr/>
+      </w:r>
+      <w:r>
+        <w:rPr>
+          <w:b/>
+        </w:rPr>
+        <w:t>Say it like this:</w:t>
+      </w:r>
+      <w:r>
+        <w:rPr/>
+        <w:t xml:space="preserve"> "main.ts wires the global behaviour once: validation, security, docs and graceful shutdown."</w:t>
+      </w:r>
+    </w:p>
+    <w:p>
+      <w:pPr>
+        <w:pBdr>
+          <w:bottom w:val="single" w:sz="6" w:space="1" w:color="BFC7D5"/>
+        </w:pBdr>
+      </w:pPr>
+    </w:p>
+    <w:p>
+      <w:pPr>
+        <w:pStyle w:val="Heading2"/>
+        <w:pBdr>
+          <w:bottom w:val="single" w:sz="6" w:space="1" w:color="BFC7D5"/>
+        </w:pBdr>
+      </w:pPr>
+      <w:r>
+        <w:rPr/>
+        <w:t>🟡 More Intermediate</w:t>
+      </w:r>
+    </w:p>
+    <w:p>
+      <w:pPr>
+        <w:keepNext/>
+        <w:spacing w:before="200"/>
+      </w:pPr>
+      <w:r>
+        <w:rPr>
+          <w:color w:val="1F3A5F"/>
+          <w:sz w:val="24"/>
+        </w:rPr>
+      </w:r>
+      <w:r>
+        <w:rPr>
+          <w:b/>
+          <w:color w:val="1F3A5F"/>
+          <w:sz w:val="24"/>
+        </w:rPr>
+        <w:t>Q25. How do you implement JWT authentication with Passport in Nest?</w:t>
+      </w:r>
+      <w:r>
+        <w:rPr>
+          <w:color w:val="1F3A5F"/>
+          <w:sz w:val="24"/>
+        </w:rPr>
+      </w:r>
+    </w:p>
+    <w:p>
+      <w:r>
+        <w:rPr/>
+      </w:r>
+      <w:r>
+        <w:rPr>
+          <w:b/>
+        </w:rPr>
+        <w:t>Short answer:</w:t>
+      </w:r>
+      <w:r>
+        <w:rPr/>
+        <w:t xml:space="preserve"> A </w:t>
+      </w:r>
+      <w:r>
+        <w:rPr>
+          <w:rFonts w:ascii="Courier New" w:hAnsi="Courier New"/>
+          <w:color w:val="B42318"/>
+          <w:sz w:val="20"/>
+        </w:rPr>
+        <w:t>JwtStrategy</w:t>
+      </w:r>
+      <w:r>
+        <w:rPr/>
+        <w:t xml:space="preserve"> validates the token and returns the user; </w:t>
+      </w:r>
+      <w:r>
+        <w:rPr>
+          <w:rFonts w:ascii="Courier New" w:hAnsi="Courier New"/>
+          <w:color w:val="B42318"/>
+          <w:sz w:val="20"/>
+        </w:rPr>
+        <w:t>AuthGuard('jwt')</w:t>
+      </w:r>
+      <w:r>
+        <w:rPr/>
+        <w:t xml:space="preserve"> protects routes; a global guard plus a </w:t>
+      </w:r>
+      <w:r>
+        <w:rPr>
+          <w:rFonts w:ascii="Courier New" w:hAnsi="Courier New"/>
+          <w:color w:val="B42318"/>
+          <w:sz w:val="20"/>
+        </w:rPr>
+        <w:t>@Public()</w:t>
+      </w:r>
+      <w:r>
+        <w:rPr/>
+        <w:t xml:space="preserve"> decorator makes secure-by-default.</w:t>
+      </w:r>
+    </w:p>
+    <w:p>
+      <w:r>
+        <w:rPr/>
+      </w:r>
+      <w:r>
+        <w:rPr>
+          <w:b/>
+        </w:rPr>
+        <w:t>Explanation:</w:t>
+      </w:r>
+      <w:r>
+        <w:rPr/>
+        <w:t xml:space="preserve"> Secure-by-default means new routes are protected unless explicitly public.</w:t>
+      </w:r>
+    </w:p>
+    <w:p>
+      <w:r>
+        <w:rPr/>
+      </w:r>
+      <w:r>
+        <w:rPr>
+          <w:b/>
+        </w:rPr>
+        <w:t>Example:</w:t>
+      </w:r>
+      <w:r>
+        <w:rPr/>
+      </w:r>
+    </w:p>
+    <w:tbl>
+      <w:tblPr>
+        <w:tblW w:type="auto" w:w="0"/>
+        <w:jc w:val="center"/>
+        <w:tblCellMar>
+          <w:top w:w="141" w:type="dxa"/>
+          <w:left w:w="141" w:type="dxa"/>
+          <w:bottom w:w="141" w:type="dxa"/>
+          <w:right w:w="141" w:type="dxa"/>
+        </w:tblCellMar>
+        <w:tblLook w:firstColumn="1" w:firstRow="1" w:lastColumn="0" w:lastRow="0" w:noHBand="0" w:noVBand="1" w:val="04A0"/>
+      </w:tblPr>
+      <w:tblGrid>
+        <w:gridCol w:w="9972"/>
+      </w:tblGrid>
+      <w:tr>
+        <w:tc>
+          <w:tcPr>
+            <w:tcW w:type="dxa" w:w="9972"/>
+            <w:shd w:val="clear" w:color="auto" w:fill="F3F4F6"/>
+          </w:tcPr>
+          <w:p>
+            <w:pPr>
+              <w:spacing w:after="0" w:line="240" w:lineRule="auto"/>
+            </w:pPr>
+            <w:r>
+              <w:rPr>
+                <w:rFonts w:ascii="Arial" w:hAnsi="Arial"/>
+                <w:b/>
+                <w:color w:val="6B7280"/>
+                <w:sz w:val="16"/>
+              </w:rPr>
+              <w:t>TS</w:t>
+              <w:br/>
+            </w:r>
+            <w:r>
+              <w:rPr>
+                <w:rFonts w:ascii="Courier New" w:hAnsi="Courier New" w:eastAsia="Courier New"/>
+                <w:sz w:val="19"/>
+              </w:rPr>
+              <w:t>@Injectable()</w:t>
+              <w:br/>
+            </w:r>
+            <w:r>
+              <w:rPr>
+                <w:rFonts w:ascii="Courier New" w:hAnsi="Courier New" w:eastAsia="Courier New"/>
+                <w:sz w:val="19"/>
+              </w:rPr>
+              <w:t>export class JwtAuthGuard extends AuthGuard('jwt') {</w:t>
+              <w:br/>
+            </w:r>
+            <w:r>
+              <w:rPr>
+                <w:rFonts w:ascii="Courier New" w:hAnsi="Courier New" w:eastAsia="Courier New"/>
+                <w:sz w:val="19"/>
+              </w:rPr>
+              <w:t xml:space="preserve">  constructor(private reflector: Reflector) { super(); }</w:t>
+              <w:br/>
+            </w:r>
+            <w:r>
+              <w:rPr>
+                <w:rFonts w:ascii="Courier New" w:hAnsi="Courier New" w:eastAsia="Courier New"/>
+                <w:sz w:val="19"/>
+              </w:rPr>
+              <w:t xml:space="preserve">  canActivate(ctx: ExecutionContext) {</w:t>
+              <w:br/>
+            </w:r>
+            <w:r>
+              <w:rPr>
+                <w:rFonts w:ascii="Courier New" w:hAnsi="Courier New" w:eastAsia="Courier New"/>
+                <w:sz w:val="19"/>
+              </w:rPr>
+              <w:t xml:space="preserve">    return this.reflector.get&lt;boolean&gt;('isPublic', ctx.getHandler()) || super.canActivate(ctx);</w:t>
+              <w:br/>
+            </w:r>
+            <w:r>
+              <w:rPr>
+                <w:rFonts w:ascii="Courier New" w:hAnsi="Courier New" w:eastAsia="Courier New"/>
+                <w:sz w:val="19"/>
+              </w:rPr>
+              <w:t xml:space="preserve">  }</w:t>
+              <w:br/>
+            </w:r>
+            <w:r>
+              <w:rPr>
+                <w:rFonts w:ascii="Courier New" w:hAnsi="Courier New" w:eastAsia="Courier New"/>
+                <w:sz w:val="19"/>
+              </w:rPr>
+              <w:t>}</w:t>
+            </w:r>
+          </w:p>
+        </w:tc>
+      </w:tr>
+    </w:tbl>
+    <w:p>
+      <w:pPr>
+        <w:spacing w:after="40"/>
+      </w:pPr>
+    </w:p>
+    <w:p>
+      <w:r>
+        <w:rPr/>
+      </w:r>
+      <w:r>
+        <w:rPr>
+          <w:b/>
+        </w:rPr>
+        <w:t>Say it like this:</w:t>
+      </w:r>
+      <w:r>
+        <w:rPr/>
+        <w:t xml:space="preserve"> "Auth is a global guard, so every new route is protected by default and public routes must opt out explicitly."</w:t>
+      </w:r>
+    </w:p>
+    <w:p>
+      <w:pPr>
+        <w:pBdr>
+          <w:bottom w:val="single" w:sz="6" w:space="1" w:color="BFC7D5"/>
+        </w:pBdr>
+      </w:pPr>
+    </w:p>
+    <w:p>
+      <w:pPr>
+        <w:keepNext/>
+        <w:spacing w:before="200"/>
+      </w:pPr>
+      <w:r>
+        <w:rPr>
+          <w:color w:val="1F3A5F"/>
+          <w:sz w:val="24"/>
+        </w:rPr>
+      </w:r>
+      <w:r>
+        <w:rPr>
+          <w:b/>
+          <w:color w:val="1F3A5F"/>
+          <w:sz w:val="24"/>
+        </w:rPr>
+        <w:t xml:space="preserve">Q26. How do you create a custom decorator like </w:t>
+      </w:r>
+      <w:r>
+        <w:rPr>
+          <w:rFonts w:ascii="Courier New" w:hAnsi="Courier New"/>
+          <w:b/>
+          <w:color w:val="1F3A5F"/>
+          <w:sz w:val="24"/>
+        </w:rPr>
+        <w:t>@CurrentUser()</w:t>
+      </w:r>
+      <w:r>
+        <w:rPr>
+          <w:b/>
+          <w:color w:val="1F3A5F"/>
+          <w:sz w:val="24"/>
+        </w:rPr>
+        <w:t>?</w:t>
+      </w:r>
+      <w:r>
+        <w:rPr>
+          <w:color w:val="1F3A5F"/>
+          <w:sz w:val="24"/>
+        </w:rPr>
+      </w:r>
+    </w:p>
+    <w:p>
+      <w:r>
+        <w:rPr/>
+      </w:r>
+      <w:r>
+        <w:rPr>
+          <w:b/>
+        </w:rPr>
+        <w:t>Short answer:</w:t>
+      </w:r>
+      <w:r>
+        <w:rPr/>
+        <w:t xml:space="preserve"> </w:t>
+      </w:r>
+      <w:r>
+        <w:rPr>
+          <w:rFonts w:ascii="Courier New" w:hAnsi="Courier New"/>
+          <w:color w:val="B42318"/>
+          <w:sz w:val="20"/>
+        </w:rPr>
+        <w:t>createParamDecorator</w:t>
+      </w:r>
+      <w:r>
+        <w:rPr/>
+        <w:t xml:space="preserve"> that reads </w:t>
+      </w:r>
+      <w:r>
+        <w:rPr>
+          <w:rFonts w:ascii="Courier New" w:hAnsi="Courier New"/>
+          <w:color w:val="B42318"/>
+          <w:sz w:val="20"/>
+        </w:rPr>
+        <w:t>request.user</w:t>
+      </w:r>
+      <w:r>
+        <w:rPr/>
+        <w:t xml:space="preserve"> from the execution context.</w:t>
+      </w:r>
+    </w:p>
+    <w:p>
+      <w:r>
+        <w:rPr/>
+      </w:r>
+      <w:r>
+        <w:rPr>
+          <w:b/>
+        </w:rPr>
+        <w:t>Explanation:</w:t>
+      </w:r>
+      <w:r>
+        <w:rPr/>
+        <w:t xml:space="preserve"> Cleaner and more testable than reaching for </w:t>
+      </w:r>
+      <w:r>
+        <w:rPr>
+          <w:rFonts w:ascii="Courier New" w:hAnsi="Courier New"/>
+          <w:color w:val="B42318"/>
+          <w:sz w:val="20"/>
+        </w:rPr>
+        <w:t>@Req()</w:t>
+      </w:r>
+      <w:r>
+        <w:rPr/>
+        <w:t>.</w:t>
+      </w:r>
+    </w:p>
+    <w:p>
+      <w:r>
+        <w:rPr/>
+      </w:r>
+      <w:r>
+        <w:rPr>
+          <w:b/>
+        </w:rPr>
+        <w:t>Example:</w:t>
+      </w:r>
+      <w:r>
+        <w:rPr/>
+      </w:r>
+    </w:p>
+    <w:tbl>
+      <w:tblPr>
+        <w:tblW w:type="auto" w:w="0"/>
+        <w:jc w:val="center"/>
+        <w:tblCellMar>
+          <w:top w:w="141" w:type="dxa"/>
+          <w:left w:w="141" w:type="dxa"/>
+          <w:bottom w:w="141" w:type="dxa"/>
+          <w:right w:w="141" w:type="dxa"/>
+        </w:tblCellMar>
+        <w:tblLook w:firstColumn="1" w:firstRow="1" w:lastColumn="0" w:lastRow="0" w:noHBand="0" w:noVBand="1" w:val="04A0"/>
+      </w:tblPr>
+      <w:tblGrid>
+        <w:gridCol w:w="9972"/>
+      </w:tblGrid>
+      <w:tr>
+        <w:tc>
+          <w:tcPr>
+            <w:tcW w:type="dxa" w:w="9972"/>
+            <w:shd w:val="clear" w:color="auto" w:fill="F3F4F6"/>
+          </w:tcPr>
+          <w:p>
+            <w:pPr>
+              <w:spacing w:after="0" w:line="240" w:lineRule="auto"/>
+            </w:pPr>
+            <w:r>
+              <w:rPr>
+                <w:rFonts w:ascii="Arial" w:hAnsi="Arial"/>
+                <w:b/>
+                <w:color w:val="6B7280"/>
+                <w:sz w:val="16"/>
+              </w:rPr>
+              <w:t>TS</w:t>
+              <w:br/>
+            </w:r>
+            <w:r>
+              <w:rPr>
+                <w:rFonts w:ascii="Courier New" w:hAnsi="Courier New" w:eastAsia="Courier New"/>
+                <w:sz w:val="19"/>
+              </w:rPr>
+              <w:t>export const CurrentUser = createParamDecorator((_d, ctx: ExecutionContext) =&gt; ctx.switchToHttp().getRequest().user);</w:t>
+            </w:r>
+          </w:p>
+        </w:tc>
+      </w:tr>
+    </w:tbl>
+    <w:p>
+      <w:pPr>
+        <w:spacing w:after="40"/>
+      </w:pPr>
+    </w:p>
+    <w:p>
+      <w:r>
+        <w:rPr/>
+      </w:r>
+      <w:r>
+        <w:rPr>
+          <w:b/>
+        </w:rPr>
+        <w:t>Say it like this:</w:t>
+      </w:r>
+      <w:r>
+        <w:rPr/>
+        <w:t xml:space="preserve"> "A small param decorator gives handlers the user directly, without touching the raw request."</w:t>
+      </w:r>
+    </w:p>
+    <w:p>
+      <w:pPr>
+        <w:pBdr>
+          <w:bottom w:val="single" w:sz="6" w:space="1" w:color="BFC7D5"/>
+        </w:pBdr>
+      </w:pPr>
+    </w:p>
+    <w:p>
+      <w:pPr>
+        <w:keepNext/>
+        <w:spacing w:before="200"/>
+      </w:pPr>
+      <w:r>
+        <w:rPr>
+          <w:color w:val="1F3A5F"/>
+          <w:sz w:val="24"/>
+        </w:rPr>
+      </w:r>
+      <w:r>
+        <w:rPr>
+          <w:b/>
+          <w:color w:val="1F3A5F"/>
+          <w:sz w:val="24"/>
+        </w:rPr>
+        <w:t>Q27. How does Swagger/OpenAPI work in Nest?</w:t>
+      </w:r>
+      <w:r>
+        <w:rPr>
+          <w:color w:val="1F3A5F"/>
+          <w:sz w:val="24"/>
+        </w:rPr>
+      </w:r>
+    </w:p>
+    <w:p>
+      <w:r>
+        <w:rPr/>
+      </w:r>
+      <w:r>
+        <w:rPr>
+          <w:b/>
+        </w:rPr>
+        <w:t>Short answer:</w:t>
+      </w:r>
+      <w:r>
+        <w:rPr/>
+        <w:t xml:space="preserve"> </w:t>
+      </w:r>
+      <w:r>
+        <w:rPr>
+          <w:rFonts w:ascii="Courier New" w:hAnsi="Courier New"/>
+          <w:color w:val="B42318"/>
+          <w:sz w:val="20"/>
+        </w:rPr>
+        <w:t>@nestjs/swagger</w:t>
+      </w:r>
+      <w:r>
+        <w:rPr/>
+        <w:t xml:space="preserve"> builds an OpenAPI document from controllers, DTOs and decorators like </w:t>
+      </w:r>
+      <w:r>
+        <w:rPr>
+          <w:rFonts w:ascii="Courier New" w:hAnsi="Courier New"/>
+          <w:color w:val="B42318"/>
+          <w:sz w:val="20"/>
+        </w:rPr>
+        <w:t>@ApiProperty</w:t>
+      </w:r>
+      <w:r>
+        <w:rPr/>
+        <w:t xml:space="preserve">, served at </w:t>
+      </w:r>
+      <w:r>
+        <w:rPr>
+          <w:rFonts w:ascii="Courier New" w:hAnsi="Courier New"/>
+          <w:color w:val="B42318"/>
+          <w:sz w:val="20"/>
+        </w:rPr>
+        <w:t>/docs</w:t>
+      </w:r>
+      <w:r>
+        <w:rPr/>
+        <w:t>.</w:t>
+      </w:r>
+    </w:p>
+    <w:p>
+      <w:r>
+        <w:rPr/>
+      </w:r>
+      <w:r>
+        <w:rPr>
+          <w:b/>
+        </w:rPr>
+        <w:t>Explanation:</w:t>
+      </w:r>
+      <w:r>
+        <w:rPr/>
+        <w:t xml:space="preserve"> The CLI plugin can infer most DTO properties automatically.</w:t>
+      </w:r>
+    </w:p>
+    <w:p>
+      <w:r>
+        <w:rPr/>
+      </w:r>
+      <w:r>
+        <w:rPr>
+          <w:b/>
+        </w:rPr>
+        <w:t>Example:</w:t>
+      </w:r>
+      <w:r>
+        <w:rPr/>
+        <w:t xml:space="preserve"> </w:t>
+      </w:r>
+      <w:r>
+        <w:rPr>
+          <w:rFonts w:ascii="Courier New" w:hAnsi="Courier New"/>
+          <w:color w:val="B42318"/>
+          <w:sz w:val="20"/>
+        </w:rPr>
+        <w:t>SwaggerModule.setup('docs', app, SwaggerModule.createDocument(app, new DocumentBuilder().addBearerAuth().build()))</w:t>
+      </w:r>
+      <w:r>
+        <w:rPr/>
+        <w:t>.</w:t>
+      </w:r>
+    </w:p>
+    <w:p>
+      <w:r>
+        <w:rPr/>
+      </w:r>
+      <w:r>
+        <w:rPr>
+          <w:b/>
+        </w:rPr>
+        <w:t>Say it like this:</w:t>
+      </w:r>
+      <w:r>
+        <w:rPr/>
+        <w:t xml:space="preserve"> "The OpenAPI spec comes from the code, so docs stay accurate and the frontend can generate types from it."</w:t>
+      </w:r>
+    </w:p>
+    <w:p>
+      <w:pPr>
+        <w:pBdr>
+          <w:bottom w:val="single" w:sz="6" w:space="1" w:color="BFC7D5"/>
+        </w:pBdr>
+      </w:pPr>
+    </w:p>
+    <w:p>
+      <w:pPr>
+        <w:keepNext/>
+        <w:spacing w:before="200"/>
+      </w:pPr>
+      <w:r>
+        <w:rPr>
+          <w:color w:val="1F3A5F"/>
+          <w:sz w:val="24"/>
+        </w:rPr>
+      </w:r>
+      <w:r>
+        <w:rPr>
+          <w:b/>
+          <w:color w:val="1F3A5F"/>
+          <w:sz w:val="24"/>
+        </w:rPr>
+        <w:t>Q28. How do you implement caching in Nest?</w:t>
+      </w:r>
+      <w:r>
+        <w:rPr>
+          <w:color w:val="1F3A5F"/>
+          <w:sz w:val="24"/>
+        </w:rPr>
+      </w:r>
+    </w:p>
+    <w:p>
+      <w:r>
+        <w:rPr/>
+      </w:r>
+      <w:r>
+        <w:rPr>
+          <w:b/>
+        </w:rPr>
+        <w:t>Short answer:</w:t>
+      </w:r>
+      <w:r>
+        <w:rPr/>
+        <w:t xml:space="preserve"> </w:t>
+      </w:r>
+      <w:r>
+        <w:rPr>
+          <w:rFonts w:ascii="Courier New" w:hAnsi="Courier New"/>
+          <w:color w:val="B42318"/>
+          <w:sz w:val="20"/>
+        </w:rPr>
+        <w:t>@nestjs/cache-manager</w:t>
+      </w:r>
+      <w:r>
+        <w:rPr/>
+        <w:t xml:space="preserve"> with a Redis store, </w:t>
+      </w:r>
+      <w:r>
+        <w:rPr>
+          <w:rFonts w:ascii="Courier New" w:hAnsi="Courier New"/>
+          <w:color w:val="B42318"/>
+          <w:sz w:val="20"/>
+        </w:rPr>
+        <w:t>CacheInterceptor</w:t>
+      </w:r>
+      <w:r>
+        <w:rPr/>
+        <w:t xml:space="preserve"> for GET routes, or manual caching in services.</w:t>
+      </w:r>
+    </w:p>
+    <w:p>
+      <w:r>
+        <w:rPr/>
+      </w:r>
+      <w:r>
+        <w:rPr>
+          <w:b/>
+        </w:rPr>
+        <w:t>Explanation:</w:t>
+      </w:r>
+      <w:r>
+        <w:rPr/>
+        <w:t xml:space="preserve"> Include tenant and user in cache keys where responses differ.</w:t>
+      </w:r>
+    </w:p>
+    <w:p>
+      <w:r>
+        <w:rPr/>
+      </w:r>
+      <w:r>
+        <w:rPr>
+          <w:b/>
+        </w:rPr>
+        <w:t>Example:</w:t>
+      </w:r>
+      <w:r>
+        <w:rPr/>
+        <w:t xml:space="preserve"> </w:t>
+      </w:r>
+      <w:r>
+        <w:rPr>
+          <w:rFonts w:ascii="Courier New" w:hAnsi="Courier New"/>
+          <w:color w:val="B42318"/>
+          <w:sz w:val="20"/>
+        </w:rPr>
+        <w:t>@UseInterceptors(CacheInterceptor) @CacheTTL(60) @Get('leaderboard')</w:t>
+      </w:r>
+      <w:r>
+        <w:rPr/>
+        <w:t>.</w:t>
+      </w:r>
+    </w:p>
+    <w:p>
+      <w:r>
+        <w:rPr/>
+      </w:r>
+      <w:r>
+        <w:rPr>
+          <w:b/>
+        </w:rPr>
+        <w:t>Say it like this:</w:t>
+      </w:r>
+      <w:r>
+        <w:rPr/>
+        <w:t xml:space="preserve"> "Simple GET caching via an interceptor, and manual caching where the key needs tenant or user context."</w:t>
+      </w:r>
+    </w:p>
+    <w:p>
+      <w:pPr>
+        <w:pBdr>
+          <w:bottom w:val="single" w:sz="6" w:space="1" w:color="BFC7D5"/>
+        </w:pBdr>
+      </w:pPr>
+    </w:p>
+    <w:p>
+      <w:pPr>
+        <w:keepNext/>
+        <w:spacing w:before="200"/>
+      </w:pPr>
+      <w:r>
+        <w:rPr>
+          <w:color w:val="1F3A5F"/>
+          <w:sz w:val="24"/>
+        </w:rPr>
+      </w:r>
+      <w:r>
+        <w:rPr>
+          <w:b/>
+          <w:color w:val="1F3A5F"/>
+          <w:sz w:val="24"/>
+        </w:rPr>
+        <w:t>Q29. How do you schedule cron jobs in Nest?</w:t>
+      </w:r>
+      <w:r>
+        <w:rPr>
+          <w:color w:val="1F3A5F"/>
+          <w:sz w:val="24"/>
+        </w:rPr>
+      </w:r>
+    </w:p>
+    <w:p>
+      <w:r>
+        <w:rPr/>
+      </w:r>
+      <w:r>
+        <w:rPr>
+          <w:b/>
+        </w:rPr>
+        <w:t>Short answer:</w:t>
+      </w:r>
+      <w:r>
+        <w:rPr/>
+        <w:t xml:space="preserve"> </w:t>
+      </w:r>
+      <w:r>
+        <w:rPr>
+          <w:rFonts w:ascii="Courier New" w:hAnsi="Courier New"/>
+          <w:color w:val="B42318"/>
+          <w:sz w:val="20"/>
+        </w:rPr>
+        <w:t>@nestjs/schedule</w:t>
+      </w:r>
+      <w:r>
+        <w:rPr/>
+        <w:t xml:space="preserve"> with </w:t>
+      </w:r>
+      <w:r>
+        <w:rPr>
+          <w:rFonts w:ascii="Courier New" w:hAnsi="Courier New"/>
+          <w:color w:val="B42318"/>
+          <w:sz w:val="20"/>
+        </w:rPr>
+        <w:t>@Cron()</w:t>
+      </w:r>
+      <w:r>
+        <w:rPr/>
+        <w:t xml:space="preserve">, </w:t>
+      </w:r>
+      <w:r>
+        <w:rPr>
+          <w:rFonts w:ascii="Courier New" w:hAnsi="Courier New"/>
+          <w:color w:val="B42318"/>
+          <w:sz w:val="20"/>
+        </w:rPr>
+        <w:t>@Interval()</w:t>
+      </w:r>
+      <w:r>
+        <w:rPr/>
+        <w:t xml:space="preserve"> and </w:t>
+      </w:r>
+      <w:r>
+        <w:rPr>
+          <w:rFonts w:ascii="Courier New" w:hAnsi="Courier New"/>
+          <w:color w:val="B42318"/>
+          <w:sz w:val="20"/>
+        </w:rPr>
+        <w:t>@Timeout()</w:t>
+      </w:r>
+      <w:r>
+        <w:rPr/>
+        <w:t xml:space="preserve"> decorators.</w:t>
+      </w:r>
+    </w:p>
+    <w:p>
+      <w:r>
+        <w:rPr/>
+      </w:r>
+      <w:r>
+        <w:rPr>
+          <w:b/>
+        </w:rPr>
+        <w:t>Explanation:</w:t>
+      </w:r>
+      <w:r>
+        <w:rPr/>
+        <w:t xml:space="preserve"> With multiple instances, every instance runs the cron, so use a distributed lock or a dedicated worker.</w:t>
+      </w:r>
+    </w:p>
+    <w:p>
+      <w:r>
+        <w:rPr/>
+      </w:r>
+      <w:r>
+        <w:rPr>
+          <w:b/>
+        </w:rPr>
+        <w:t>Example:</w:t>
+      </w:r>
+      <w:r>
+        <w:rPr/>
+        <w:t xml:space="preserve"> </w:t>
+      </w:r>
+      <w:r>
+        <w:rPr>
+          <w:rFonts w:ascii="Courier New" w:hAnsi="Courier New"/>
+          <w:color w:val="B42318"/>
+          <w:sz w:val="20"/>
+        </w:rPr>
+        <w:t>@Cron('0 2 * * *') async nightlyAggregates() { if (await lock.acquire('nightly')) await this.agg.run(); }</w:t>
+      </w:r>
+      <w:r>
+        <w:rPr/>
+        <w:t>.</w:t>
+      </w:r>
+    </w:p>
+    <w:p>
+      <w:r>
+        <w:rPr/>
+      </w:r>
+      <w:r>
+        <w:rPr>
+          <w:b/>
+        </w:rPr>
+        <w:t>Say it like this:</w:t>
+      </w:r>
+      <w:r>
+        <w:rPr/>
+        <w:t xml:space="preserve"> "Cron decorators are easy, but with several replicas I make sure only one runs the job, using a lock or a single scheduler."</w:t>
+      </w:r>
+    </w:p>
+    <w:p>
+      <w:pPr>
+        <w:pBdr>
+          <w:bottom w:val="single" w:sz="6" w:space="1" w:color="BFC7D5"/>
+        </w:pBdr>
+      </w:pPr>
+    </w:p>
+    <w:p>
+      <w:pPr>
+        <w:keepNext/>
+        <w:spacing w:before="200"/>
+      </w:pPr>
+      <w:r>
+        <w:rPr>
+          <w:color w:val="1F3A5F"/>
+          <w:sz w:val="24"/>
+        </w:rPr>
+      </w:r>
+      <w:r>
+        <w:rPr>
+          <w:b/>
+          <w:color w:val="1F3A5F"/>
+          <w:sz w:val="24"/>
+        </w:rPr>
+        <w:t>Q30. How do you use events inside a Nest app?</w:t>
+      </w:r>
+      <w:r>
+        <w:rPr>
+          <w:color w:val="1F3A5F"/>
+          <w:sz w:val="24"/>
+        </w:rPr>
+      </w:r>
+    </w:p>
+    <w:p>
+      <w:r>
+        <w:rPr/>
+      </w:r>
+      <w:r>
+        <w:rPr>
+          <w:b/>
+        </w:rPr>
+        <w:t>Short answer:</w:t>
+      </w:r>
+      <w:r>
+        <w:rPr/>
+        <w:t xml:space="preserve"> </w:t>
+      </w:r>
+      <w:r>
+        <w:rPr>
+          <w:rFonts w:ascii="Courier New" w:hAnsi="Courier New"/>
+          <w:color w:val="B42318"/>
+          <w:sz w:val="20"/>
+        </w:rPr>
+        <w:t>@nestjs/event-emitter</w:t>
+      </w:r>
+      <w:r>
+        <w:rPr/>
+        <w:t xml:space="preserve"> for in-process events (</w:t>
+      </w:r>
+      <w:r>
+        <w:rPr>
+          <w:rFonts w:ascii="Courier New" w:hAnsi="Courier New"/>
+          <w:color w:val="B42318"/>
+          <w:sz w:val="20"/>
+        </w:rPr>
+        <w:t>@OnEvent</w:t>
+      </w:r>
+      <w:r>
+        <w:rPr/>
+        <w:t>), or queues and brokers for cross-service or durable events.</w:t>
+      </w:r>
+    </w:p>
+    <w:p>
+      <w:r>
+        <w:rPr/>
+      </w:r>
+      <w:r>
+        <w:rPr>
+          <w:b/>
+        </w:rPr>
+        <w:t>Explanation:</w:t>
+      </w:r>
+      <w:r>
+        <w:rPr/>
+        <w:t xml:space="preserve"> In-process events decouple modules but are lost on crash.</w:t>
+      </w:r>
+    </w:p>
+    <w:p>
+      <w:r>
+        <w:rPr/>
+      </w:r>
+      <w:r>
+        <w:rPr>
+          <w:b/>
+        </w:rPr>
+        <w:t>Example:</w:t>
+      </w:r>
+      <w:r>
+        <w:rPr/>
+        <w:t xml:space="preserve"> </w:t>
+      </w:r>
+      <w:r>
+        <w:rPr>
+          <w:rFonts w:ascii="Courier New" w:hAnsi="Courier New"/>
+          <w:color w:val="B42318"/>
+          <w:sz w:val="20"/>
+        </w:rPr>
+        <w:t>this.events.emit('scorecard.finalised', { id })</w:t>
+      </w:r>
+      <w:r>
+        <w:rPr/>
+        <w:t>; a notifications listener sends emails.</w:t>
+      </w:r>
+    </w:p>
+    <w:p>
+      <w:r>
+        <w:rPr/>
+      </w:r>
+      <w:r>
+        <w:rPr>
+          <w:b/>
+        </w:rPr>
+        <w:t>Say it like this:</w:t>
+      </w:r>
+      <w:r>
+        <w:rPr/>
+        <w:t xml:space="preserve"> "In-process events decouple modules; anything that must not be lost goes through a queue."</w:t>
+      </w:r>
+    </w:p>
+    <w:p>
+      <w:pPr>
+        <w:pBdr>
+          <w:bottom w:val="single" w:sz="6" w:space="1" w:color="BFC7D5"/>
+        </w:pBdr>
+      </w:pPr>
+    </w:p>
+    <w:p>
+      <w:pPr>
+        <w:keepNext/>
+        <w:spacing w:before="200"/>
+      </w:pPr>
+      <w:r>
+        <w:rPr>
+          <w:color w:val="1F3A5F"/>
+          <w:sz w:val="24"/>
+        </w:rPr>
+      </w:r>
+      <w:r>
+        <w:rPr>
+          <w:b/>
+          <w:color w:val="1F3A5F"/>
+          <w:sz w:val="24"/>
+        </w:rPr>
+        <w:t>Q31. What are dynamic modules (</w:t>
+      </w:r>
+      <w:r>
+        <w:rPr>
+          <w:rFonts w:ascii="Courier New" w:hAnsi="Courier New"/>
+          <w:b/>
+          <w:color w:val="1F3A5F"/>
+          <w:sz w:val="24"/>
+        </w:rPr>
+        <w:t>forRoot</w:t>
+      </w:r>
+      <w:r>
+        <w:rPr>
+          <w:b/>
+          <w:color w:val="1F3A5F"/>
+          <w:sz w:val="24"/>
+        </w:rPr>
+        <w:t xml:space="preserve">, </w:t>
+      </w:r>
+      <w:r>
+        <w:rPr>
+          <w:rFonts w:ascii="Courier New" w:hAnsi="Courier New"/>
+          <w:b/>
+          <w:color w:val="1F3A5F"/>
+          <w:sz w:val="24"/>
+        </w:rPr>
+        <w:t>forRootAsync</w:t>
+      </w:r>
+      <w:r>
+        <w:rPr>
+          <w:b/>
+          <w:color w:val="1F3A5F"/>
+          <w:sz w:val="24"/>
+        </w:rPr>
+        <w:t>)?</w:t>
+      </w:r>
+      <w:r>
+        <w:rPr>
+          <w:color w:val="1F3A5F"/>
+          <w:sz w:val="24"/>
+        </w:rPr>
+      </w:r>
+    </w:p>
+    <w:p>
+      <w:r>
+        <w:rPr/>
+      </w:r>
+      <w:r>
+        <w:rPr>
+          <w:b/>
+        </w:rPr>
+        <w:t>Short answer:</w:t>
+      </w:r>
+      <w:r>
+        <w:rPr/>
+        <w:t xml:space="preserve"> Modules configured at import time, returning providers based on options; </w:t>
+      </w:r>
+      <w:r>
+        <w:rPr>
+          <w:rFonts w:ascii="Courier New" w:hAnsi="Courier New"/>
+          <w:color w:val="B42318"/>
+          <w:sz w:val="20"/>
+        </w:rPr>
+        <w:t>forRootAsync</w:t>
+      </w:r>
+      <w:r>
+        <w:rPr/>
+        <w:t xml:space="preserve"> builds options from injected config.</w:t>
+      </w:r>
+    </w:p>
+    <w:p>
+      <w:r>
+        <w:rPr/>
+      </w:r>
+      <w:r>
+        <w:rPr>
+          <w:b/>
+        </w:rPr>
+        <w:t>Explanation:</w:t>
+      </w:r>
+      <w:r>
+        <w:rPr/>
+        <w:t xml:space="preserve"> Used for database, cache and client libraries.</w:t>
+      </w:r>
+    </w:p>
+    <w:p>
+      <w:r>
+        <w:rPr/>
+      </w:r>
+      <w:r>
+        <w:rPr>
+          <w:b/>
+        </w:rPr>
+        <w:t>Example:</w:t>
+      </w:r>
+      <w:r>
+        <w:rPr/>
+        <w:t xml:space="preserve"> </w:t>
+      </w:r>
+      <w:r>
+        <w:rPr>
+          <w:rFonts w:ascii="Courier New" w:hAnsi="Courier New"/>
+          <w:color w:val="B42318"/>
+          <w:sz w:val="20"/>
+        </w:rPr>
+        <w:t>TypeOrmModule.forRootAsync({ inject: [ConfigService], useFactory: (c) =&gt; ({ url: c.get('DATABASE_URL') }) })</w:t>
+      </w:r>
+      <w:r>
+        <w:rPr/>
+        <w:t>.</w:t>
+      </w:r>
+    </w:p>
+    <w:p>
+      <w:r>
+        <w:rPr/>
+      </w:r>
+      <w:r>
+        <w:rPr>
+          <w:b/>
+        </w:rPr>
+        <w:t>Say it like this:</w:t>
+      </w:r>
+      <w:r>
+        <w:rPr/>
+        <w:t xml:space="preserve"> "Dynamic modules let reusable modules take configuration, usually from ConfigService."</w:t>
+      </w:r>
+    </w:p>
+    <w:p>
+      <w:pPr>
+        <w:pBdr>
+          <w:bottom w:val="single" w:sz="6" w:space="1" w:color="BFC7D5"/>
+        </w:pBdr>
+      </w:pPr>
+    </w:p>
+    <w:p>
+      <w:pPr>
+        <w:keepNext/>
+        <w:spacing w:before="200"/>
+      </w:pPr>
+      <w:r>
+        <w:rPr>
+          <w:color w:val="1F3A5F"/>
+          <w:sz w:val="24"/>
+        </w:rPr>
+      </w:r>
+      <w:r>
+        <w:rPr>
+          <w:b/>
+          <w:color w:val="1F3A5F"/>
+          <w:sz w:val="24"/>
+        </w:rPr>
+        <w:t>Q32. How do you version APIs in Nest?</w:t>
+      </w:r>
+      <w:r>
+        <w:rPr>
+          <w:color w:val="1F3A5F"/>
+          <w:sz w:val="24"/>
+        </w:rPr>
+      </w:r>
+    </w:p>
+    <w:p>
+      <w:r>
+        <w:rPr/>
+      </w:r>
+      <w:r>
+        <w:rPr>
+          <w:b/>
+        </w:rPr>
+        <w:t>Short answer:</w:t>
+      </w:r>
+      <w:r>
+        <w:rPr/>
+        <w:t xml:space="preserve"> </w:t>
+      </w:r>
+      <w:r>
+        <w:rPr>
+          <w:rFonts w:ascii="Courier New" w:hAnsi="Courier New"/>
+          <w:color w:val="B42318"/>
+          <w:sz w:val="20"/>
+        </w:rPr>
+        <w:t>app.enableVersioning({ type: VersioningType.URI })</w:t>
+      </w:r>
+      <w:r>
+        <w:rPr/>
+        <w:t xml:space="preserve"> and </w:t>
+      </w:r>
+      <w:r>
+        <w:rPr>
+          <w:rFonts w:ascii="Courier New" w:hAnsi="Courier New"/>
+          <w:color w:val="B42318"/>
+          <w:sz w:val="20"/>
+        </w:rPr>
+        <w:t>@Version('2')</w:t>
+      </w:r>
+      <w:r>
+        <w:rPr/>
+        <w:t xml:space="preserve"> on controllers or routes.</w:t>
+      </w:r>
+    </w:p>
+    <w:p>
+      <w:r>
+        <w:rPr/>
+      </w:r>
+      <w:r>
+        <w:rPr>
+          <w:b/>
+        </w:rPr>
+        <w:t>Explanation:</w:t>
+      </w:r>
+      <w:r>
+        <w:rPr/>
+        <w:t xml:space="preserve"> Header or media-type versioning are also supported.</w:t>
+      </w:r>
+    </w:p>
+    <w:p>
+      <w:r>
+        <w:rPr/>
+      </w:r>
+      <w:r>
+        <w:rPr>
+          <w:b/>
+        </w:rPr>
+        <w:t>Example:</w:t>
+      </w:r>
+      <w:r>
+        <w:rPr/>
+        <w:t xml:space="preserve"> </w:t>
+      </w:r>
+      <w:r>
+        <w:rPr>
+          <w:rFonts w:ascii="Courier New" w:hAnsi="Courier New"/>
+          <w:color w:val="B42318"/>
+          <w:sz w:val="20"/>
+        </w:rPr>
+        <w:t>@Controller({ path: 'calls', version: '2' })</w:t>
+      </w:r>
+      <w:r>
+        <w:rPr/>
+        <w:t>.</w:t>
+      </w:r>
+    </w:p>
+    <w:p>
+      <w:r>
+        <w:rPr/>
+      </w:r>
+      <w:r>
+        <w:rPr>
+          <w:b/>
+        </w:rPr>
+        <w:t>Say it like this:</w:t>
+      </w:r>
+      <w:r>
+        <w:rPr/>
+        <w:t xml:space="preserve"> "Nest has versioning built in, so v1 and v2 controllers can live side by side cleanly."</w:t>
+      </w:r>
+    </w:p>
+    <w:p>
+      <w:pPr>
+        <w:pBdr>
+          <w:bottom w:val="single" w:sz="6" w:space="1" w:color="BFC7D5"/>
+        </w:pBdr>
+      </w:pPr>
+    </w:p>
+    <w:p>
+      <w:pPr>
+        <w:keepNext/>
+        <w:spacing w:before="200"/>
+      </w:pPr>
+      <w:r>
+        <w:rPr>
+          <w:color w:val="1F3A5F"/>
+          <w:sz w:val="24"/>
+        </w:rPr>
+      </w:r>
+      <w:r>
+        <w:rPr>
+          <w:b/>
+          <w:color w:val="1F3A5F"/>
+          <w:sz w:val="24"/>
+        </w:rPr>
+        <w:t>Q33. How do you handle file uploads in Nest?</w:t>
+      </w:r>
+      <w:r>
+        <w:rPr>
+          <w:color w:val="1F3A5F"/>
+          <w:sz w:val="24"/>
+        </w:rPr>
+      </w:r>
+    </w:p>
+    <w:p>
+      <w:r>
+        <w:rPr/>
+      </w:r>
+      <w:r>
+        <w:rPr>
+          <w:b/>
+        </w:rPr>
+        <w:t>Short answer:</w:t>
+      </w:r>
+      <w:r>
+        <w:rPr/>
+        <w:t xml:space="preserve"> </w:t>
+      </w:r>
+      <w:r>
+        <w:rPr>
+          <w:rFonts w:ascii="Courier New" w:hAnsi="Courier New"/>
+          <w:color w:val="B42318"/>
+          <w:sz w:val="20"/>
+        </w:rPr>
+        <w:t>FileInterceptor</w:t>
+      </w:r>
+      <w:r>
+        <w:rPr/>
+        <w:t xml:space="preserve"> with Multer options and </w:t>
+      </w:r>
+      <w:r>
+        <w:rPr>
+          <w:rFonts w:ascii="Courier New" w:hAnsi="Courier New"/>
+          <w:color w:val="B42318"/>
+          <w:sz w:val="20"/>
+        </w:rPr>
+        <w:t>ParseFilePipe</w:t>
+      </w:r>
+      <w:r>
+        <w:rPr/>
+        <w:t xml:space="preserve"> validators for size and type, or presigned S3 URLs for large files.</w:t>
+      </w:r>
+    </w:p>
+    <w:p>
+      <w:r>
+        <w:rPr/>
+      </w:r>
+      <w:r>
+        <w:rPr>
+          <w:b/>
+        </w:rPr>
+        <w:t>Explanation:</w:t>
+      </w:r>
+      <w:r>
+        <w:rPr/>
+        <w:t xml:space="preserve"> Keep files out of memory for big uploads.</w:t>
+      </w:r>
+    </w:p>
+    <w:p>
+      <w:r>
+        <w:rPr/>
+      </w:r>
+      <w:r>
+        <w:rPr>
+          <w:b/>
+        </w:rPr>
+        <w:t>Example:</w:t>
+      </w:r>
+      <w:r>
+        <w:rPr/>
+        <w:t xml:space="preserve"> </w:t>
+      </w:r>
+      <w:r>
+        <w:rPr>
+          <w:rFonts w:ascii="Courier New" w:hAnsi="Courier New"/>
+          <w:color w:val="B42318"/>
+          <w:sz w:val="20"/>
+        </w:rPr>
+        <w:t>@UseInterceptors(FileInterceptor('file')) upload(@UploadedFile(new ParseFilePipe({ validators: [new MaxFileSizeValidator({ maxSize: 5e6 })] })) f)</w:t>
+      </w:r>
+      <w:r>
+        <w:rPr/>
+        <w:t>.</w:t>
+      </w:r>
+    </w:p>
+    <w:p>
+      <w:r>
+        <w:rPr/>
+      </w:r>
+      <w:r>
+        <w:rPr>
+          <w:b/>
+        </w:rPr>
+        <w:t>Say it like this:</w:t>
+      </w:r>
+      <w:r>
+        <w:rPr/>
+        <w:t xml:space="preserve"> "Small uploads use the interceptor with validators; large ones go straight to S3 via presigned URLs."</w:t>
+      </w:r>
+    </w:p>
+    <w:p>
+      <w:pPr>
+        <w:pBdr>
+          <w:bottom w:val="single" w:sz="6" w:space="1" w:color="BFC7D5"/>
+        </w:pBdr>
+      </w:pPr>
+    </w:p>
+    <w:p>
+      <w:pPr>
+        <w:pStyle w:val="Heading2"/>
+        <w:pBdr>
+          <w:bottom w:val="single" w:sz="6" w:space="1" w:color="BFC7D5"/>
+        </w:pBdr>
+      </w:pPr>
+      <w:r>
+        <w:rPr/>
+        <w:t>🔴 More Advanced</w:t>
+      </w:r>
+    </w:p>
+    <w:p>
+      <w:pPr>
+        <w:keepNext/>
+        <w:spacing w:before="200"/>
+      </w:pPr>
+      <w:r>
+        <w:rPr>
+          <w:color w:val="1F3A5F"/>
+          <w:sz w:val="24"/>
+        </w:rPr>
+      </w:r>
+      <w:r>
+        <w:rPr>
+          <w:b/>
+          <w:color w:val="1F3A5F"/>
+          <w:sz w:val="24"/>
+        </w:rPr>
+        <w:t>Q34. How do you implement rate limiting in Nest?</w:t>
+      </w:r>
+      <w:r>
+        <w:rPr>
+          <w:color w:val="1F3A5F"/>
+          <w:sz w:val="24"/>
+        </w:rPr>
+      </w:r>
+    </w:p>
+    <w:p>
+      <w:r>
+        <w:rPr/>
+      </w:r>
+      <w:r>
+        <w:rPr>
+          <w:b/>
+        </w:rPr>
+        <w:t>Short answer:</w:t>
+      </w:r>
+      <w:r>
+        <w:rPr/>
+        <w:t xml:space="preserve"> </w:t>
+      </w:r>
+      <w:r>
+        <w:rPr>
+          <w:rFonts w:ascii="Courier New" w:hAnsi="Courier New"/>
+          <w:color w:val="B42318"/>
+          <w:sz w:val="20"/>
+        </w:rPr>
+        <w:t>@nestjs/throttler</w:t>
+      </w:r>
+      <w:r>
+        <w:rPr/>
+        <w:t xml:space="preserve"> with a Redis storage for multiple instances, plus per-route overrides with </w:t>
+      </w:r>
+      <w:r>
+        <w:rPr>
+          <w:rFonts w:ascii="Courier New" w:hAnsi="Courier New"/>
+          <w:color w:val="B42318"/>
+          <w:sz w:val="20"/>
+        </w:rPr>
+        <w:t>@Throttle()</w:t>
+      </w:r>
+      <w:r>
+        <w:rPr/>
+        <w:t>.</w:t>
+      </w:r>
+    </w:p>
+    <w:p>
+      <w:r>
+        <w:rPr/>
+      </w:r>
+      <w:r>
+        <w:rPr>
+          <w:b/>
+        </w:rPr>
+        <w:t>Explanation:</w:t>
+      </w:r>
+      <w:r>
+        <w:rPr/>
+        <w:t xml:space="preserve"> Key by user for authenticated routes.</w:t>
+      </w:r>
+    </w:p>
+    <w:p>
+      <w:r>
+        <w:rPr/>
+      </w:r>
+      <w:r>
+        <w:rPr>
+          <w:b/>
+        </w:rPr>
+        <w:t>Example:</w:t>
+      </w:r>
+      <w:r>
+        <w:rPr/>
+        <w:t xml:space="preserve"> </w:t>
+      </w:r>
+      <w:r>
+        <w:rPr>
+          <w:rFonts w:ascii="Courier New" w:hAnsi="Courier New"/>
+          <w:color w:val="B42318"/>
+          <w:sz w:val="20"/>
+        </w:rPr>
+        <w:t>ThrottlerModule.forRoot([{ ttl: 60_000, limit: 100 }])</w:t>
+      </w:r>
+      <w:r>
+        <w:rPr/>
+        <w:t xml:space="preserve"> with </w:t>
+      </w:r>
+      <w:r>
+        <w:rPr>
+          <w:rFonts w:ascii="Courier New" w:hAnsi="Courier New"/>
+          <w:color w:val="B42318"/>
+          <w:sz w:val="20"/>
+        </w:rPr>
+        <w:t>@Throttle({ default: { limit: 5, ttl: 60_000 } })</w:t>
+      </w:r>
+      <w:r>
+        <w:rPr/>
+        <w:t xml:space="preserve"> on login.</w:t>
+      </w:r>
+    </w:p>
+    <w:p>
+      <w:r>
+        <w:rPr/>
+      </w:r>
+      <w:r>
+        <w:rPr>
+          <w:b/>
+        </w:rPr>
+        <w:t>Say it like this:</w:t>
+      </w:r>
+      <w:r>
+        <w:rPr/>
+        <w:t xml:space="preserve"> "The throttler module with Redis storage gives shared limits, tighter on auth routes."</w:t>
+      </w:r>
+    </w:p>
+    <w:p>
+      <w:pPr>
+        <w:pBdr>
+          <w:bottom w:val="single" w:sz="6" w:space="1" w:color="BFC7D5"/>
+        </w:pBdr>
+      </w:pPr>
+    </w:p>
+    <w:p>
+      <w:pPr>
+        <w:keepNext/>
+        <w:spacing w:before="200"/>
+      </w:pPr>
+      <w:r>
+        <w:rPr>
+          <w:color w:val="1F3A5F"/>
+          <w:sz w:val="24"/>
+        </w:rPr>
+      </w:r>
+      <w:r>
+        <w:rPr>
+          <w:b/>
+          <w:color w:val="1F3A5F"/>
+          <w:sz w:val="24"/>
+        </w:rPr>
+        <w:t>Q35. How do you build GraphQL APIs in Nest?</w:t>
+      </w:r>
+      <w:r>
+        <w:rPr>
+          <w:color w:val="1F3A5F"/>
+          <w:sz w:val="24"/>
+        </w:rPr>
+      </w:r>
+    </w:p>
+    <w:p>
+      <w:r>
+        <w:rPr/>
+      </w:r>
+      <w:r>
+        <w:rPr>
+          <w:b/>
+        </w:rPr>
+        <w:t>Short answer:</w:t>
+      </w:r>
+      <w:r>
+        <w:rPr/>
+        <w:t xml:space="preserve"> </w:t>
+      </w:r>
+      <w:r>
+        <w:rPr>
+          <w:rFonts w:ascii="Courier New" w:hAnsi="Courier New"/>
+          <w:color w:val="B42318"/>
+          <w:sz w:val="20"/>
+        </w:rPr>
+        <w:t>@nestjs/graphql</w:t>
+      </w:r>
+      <w:r>
+        <w:rPr/>
+        <w:t xml:space="preserve"> with Apollo or Mercurius, code-first </w:t>
+      </w:r>
+      <w:r>
+        <w:rPr>
+          <w:rFonts w:ascii="Courier New" w:hAnsi="Courier New"/>
+          <w:color w:val="B42318"/>
+          <w:sz w:val="20"/>
+        </w:rPr>
+        <w:t>@ObjectType</w:t>
+      </w:r>
+      <w:r>
+        <w:rPr/>
+        <w:t xml:space="preserve">, </w:t>
+      </w:r>
+      <w:r>
+        <w:rPr>
+          <w:rFonts w:ascii="Courier New" w:hAnsi="Courier New"/>
+          <w:color w:val="B42318"/>
+          <w:sz w:val="20"/>
+        </w:rPr>
+        <w:t>@Resolver</w:t>
+      </w:r>
+      <w:r>
+        <w:rPr/>
+        <w:t xml:space="preserve">, </w:t>
+      </w:r>
+      <w:r>
+        <w:rPr>
+          <w:rFonts w:ascii="Courier New" w:hAnsi="Courier New"/>
+          <w:color w:val="B42318"/>
+          <w:sz w:val="20"/>
+        </w:rPr>
+        <w:t>@Query</w:t>
+      </w:r>
+      <w:r>
+        <w:rPr/>
+        <w:t xml:space="preserve">, </w:t>
+      </w:r>
+      <w:r>
+        <w:rPr>
+          <w:rFonts w:ascii="Courier New" w:hAnsi="Courier New"/>
+          <w:color w:val="B42318"/>
+          <w:sz w:val="20"/>
+        </w:rPr>
+        <w:t>@Mutation</w:t>
+      </w:r>
+      <w:r>
+        <w:rPr/>
+        <w:t xml:space="preserve"> and </w:t>
+      </w:r>
+      <w:r>
+        <w:rPr>
+          <w:rFonts w:ascii="Courier New" w:hAnsi="Courier New"/>
+          <w:color w:val="B42318"/>
+          <w:sz w:val="20"/>
+        </w:rPr>
+        <w:t>@ResolveField</w:t>
+      </w:r>
+      <w:r>
+        <w:rPr/>
+        <w:t>, guards for auth and DataLoaders in context.</w:t>
+      </w:r>
+    </w:p>
+    <w:p>
+      <w:r>
+        <w:rPr/>
+      </w:r>
+      <w:r>
+        <w:rPr>
+          <w:b/>
+        </w:rPr>
+        <w:t>Explanation:</w:t>
+      </w:r>
+      <w:r>
+        <w:rPr/>
+        <w:t xml:space="preserve"> Guards need </w:t>
+      </w:r>
+      <w:r>
+        <w:rPr>
+          <w:rFonts w:ascii="Courier New" w:hAnsi="Courier New"/>
+          <w:color w:val="B42318"/>
+          <w:sz w:val="20"/>
+        </w:rPr>
+        <w:t>GqlExecutionContext</w:t>
+      </w:r>
+      <w:r>
+        <w:rPr/>
+        <w:t xml:space="preserve"> to read the request.</w:t>
+      </w:r>
+    </w:p>
+    <w:p>
+      <w:r>
+        <w:rPr/>
+      </w:r>
+      <w:r>
+        <w:rPr>
+          <w:b/>
+        </w:rPr>
+        <w:t>Example:</w:t>
+      </w:r>
+      <w:r>
+        <w:rPr/>
+        <w:t xml:space="preserve"> </w:t>
+      </w:r>
+      <w:r>
+        <w:rPr>
+          <w:rFonts w:ascii="Courier New" w:hAnsi="Courier New"/>
+          <w:color w:val="B42318"/>
+          <w:sz w:val="20"/>
+        </w:rPr>
+        <w:t>@ResolveField(() =&gt; Brand) brand(@Parent() c: Campaign, @Context('loaders') l) { return l.brand.load(c.brandId); }</w:t>
+      </w:r>
+      <w:r>
+        <w:rPr/>
+        <w:t>.</w:t>
+      </w:r>
+    </w:p>
+    <w:p>
+      <w:r>
+        <w:rPr/>
+      </w:r>
+      <w:r>
+        <w:rPr>
+          <w:b/>
+        </w:rPr>
+        <w:t>Say it like this:</w:t>
+      </w:r>
+      <w:r>
+        <w:rPr/>
+        <w:t xml:space="preserve"> "Same modules and services as REST, but resolvers instead of controllers, with DataLoaders to avoid N+1."</w:t>
+      </w:r>
+    </w:p>
+    <w:p>
+      <w:pPr>
+        <w:pBdr>
+          <w:bottom w:val="single" w:sz="6" w:space="1" w:color="BFC7D5"/>
+        </w:pBdr>
+      </w:pPr>
+    </w:p>
+    <w:p>
+      <w:pPr>
+        <w:keepNext/>
+        <w:spacing w:before="200"/>
+      </w:pPr>
+      <w:r>
+        <w:rPr>
+          <w:color w:val="1F3A5F"/>
+          <w:sz w:val="24"/>
+        </w:rPr>
+      </w:r>
+      <w:r>
+        <w:rPr>
+          <w:b/>
+          <w:color w:val="1F3A5F"/>
+          <w:sz w:val="24"/>
+        </w:rPr>
+        <w:t>Q36. How do you handle transactions across services in Nest?</w:t>
+      </w:r>
+      <w:r>
+        <w:rPr>
+          <w:color w:val="1F3A5F"/>
+          <w:sz w:val="24"/>
+        </w:rPr>
+      </w:r>
+    </w:p>
+    <w:p>
+      <w:r>
+        <w:rPr/>
+      </w:r>
+      <w:r>
+        <w:rPr>
+          <w:b/>
+        </w:rPr>
+        <w:t>Short answer:</w:t>
+      </w:r>
+      <w:r>
+        <w:rPr/>
+        <w:t xml:space="preserve"> Start the transaction in the use-case service and pass the transaction client (or use CLS-based transactional decorators) to repositories.</w:t>
+      </w:r>
+    </w:p>
+    <w:p>
+      <w:r>
+        <w:rPr/>
+      </w:r>
+      <w:r>
+        <w:rPr>
+          <w:b/>
+        </w:rPr>
+        <w:t>Explanation:</w:t>
+      </w:r>
+      <w:r>
+        <w:rPr/>
+        <w:t xml:space="preserve"> </w:t>
+      </w:r>
+      <w:r>
+        <w:rPr>
+          <w:rFonts w:ascii="Courier New" w:hAnsi="Courier New"/>
+          <w:color w:val="B42318"/>
+          <w:sz w:val="20"/>
+        </w:rPr>
+        <w:t>@nestjs-cls/transactional</w:t>
+      </w:r>
+      <w:r>
+        <w:rPr/>
+        <w:t xml:space="preserve"> propagates the transaction implicitly.</w:t>
+      </w:r>
+    </w:p>
+    <w:p>
+      <w:r>
+        <w:rPr/>
+      </w:r>
+      <w:r>
+        <w:rPr>
+          <w:b/>
+        </w:rPr>
+        <w:t>Example:</w:t>
+      </w:r>
+      <w:r>
+        <w:rPr/>
+        <w:t xml:space="preserve"> </w:t>
+      </w:r>
+      <w:r>
+        <w:rPr>
+          <w:rFonts w:ascii="Courier New" w:hAnsi="Courier New"/>
+          <w:color w:val="B42318"/>
+          <w:sz w:val="20"/>
+        </w:rPr>
+        <w:t>@Transactional() async finalise(id) { await this.scorecards.finalise(id); await this.audit.log(id); }</w:t>
+      </w:r>
+      <w:r>
+        <w:rPr/>
+        <w:t>.</w:t>
+      </w:r>
+    </w:p>
+    <w:p>
+      <w:r>
+        <w:rPr/>
+      </w:r>
+      <w:r>
+        <w:rPr>
+          <w:b/>
+        </w:rPr>
+        <w:t>Say it like this:</w:t>
+      </w:r>
+      <w:r>
+        <w:rPr/>
+        <w:t xml:space="preserve"> "The use case owns the transaction, and repositories join it, so either everything is saved or nothing is."</w:t>
+      </w:r>
+    </w:p>
+    <w:p>
+      <w:pPr>
+        <w:pBdr>
+          <w:bottom w:val="single" w:sz="6" w:space="1" w:color="BFC7D5"/>
+        </w:pBdr>
+      </w:pPr>
+    </w:p>
+    <w:p>
+      <w:pPr>
+        <w:keepNext/>
+        <w:spacing w:before="200"/>
+      </w:pPr>
+      <w:r>
+        <w:rPr>
+          <w:color w:val="1F3A5F"/>
+          <w:sz w:val="24"/>
+        </w:rPr>
+      </w:r>
+      <w:r>
+        <w:rPr>
+          <w:b/>
+          <w:color w:val="1F3A5F"/>
+          <w:sz w:val="24"/>
+        </w:rPr>
+        <w:t>Q37. How do you structure a large Nest codebase?</w:t>
+      </w:r>
+      <w:r>
+        <w:rPr>
+          <w:color w:val="1F3A5F"/>
+          <w:sz w:val="24"/>
+        </w:rPr>
+      </w:r>
+    </w:p>
+    <w:p>
+      <w:r>
+        <w:rPr/>
+      </w:r>
+      <w:r>
+        <w:rPr>
+          <w:b/>
+        </w:rPr>
+        <w:t>Short answer:</w:t>
+      </w:r>
+      <w:r>
+        <w:rPr/>
+        <w:t xml:space="preserve"> Feature modules with clear public exports, a shared or core module for cross-cutting concerns, and layering inside each feature (controller, service, repository, DTOs).</w:t>
+      </w:r>
+    </w:p>
+    <w:p>
+      <w:r>
+        <w:rPr/>
+      </w:r>
+      <w:r>
+        <w:rPr>
+          <w:b/>
+        </w:rPr>
+        <w:t>Explanation:</w:t>
+      </w:r>
+      <w:r>
+        <w:rPr/>
+        <w:t xml:space="preserve"> Lint rules (or Nx boundaries) stop features importing each other's internals.</w:t>
+      </w:r>
+    </w:p>
+    <w:p>
+      <w:r>
+        <w:rPr/>
+      </w:r>
+      <w:r>
+        <w:rPr>
+          <w:b/>
+        </w:rPr>
+        <w:t>Example:</w:t>
+      </w:r>
+      <w:r>
+        <w:rPr/>
+        <w:t xml:space="preserve"> </w:t>
+      </w:r>
+      <w:r>
+        <w:rPr>
+          <w:rFonts w:ascii="Courier New" w:hAnsi="Courier New"/>
+          <w:color w:val="B42318"/>
+          <w:sz w:val="20"/>
+        </w:rPr>
+        <w:t>src/modules/{calls,scorecards,tenants,auth}</w:t>
+      </w:r>
+      <w:r>
+        <w:rPr/>
+        <w:t xml:space="preserve">, </w:t>
+      </w:r>
+      <w:r>
+        <w:rPr>
+          <w:rFonts w:ascii="Courier New" w:hAnsi="Courier New"/>
+          <w:color w:val="B42318"/>
+          <w:sz w:val="20"/>
+        </w:rPr>
+        <w:t>src/common/{filters,guards,interceptors}</w:t>
+      </w:r>
+      <w:r>
+        <w:rPr/>
+        <w:t>.</w:t>
+      </w:r>
+    </w:p>
+    <w:p>
+      <w:r>
+        <w:rPr/>
+      </w:r>
+      <w:r>
+        <w:rPr>
+          <w:b/>
+        </w:rPr>
+        <w:t>Say it like this:</w:t>
+      </w:r>
+      <w:r>
+        <w:rPr/>
+        <w:t xml:space="preserve"> "Features are modules with explicit exports, and lint rules enforce the boundaries as the codebase grows."</w:t>
+      </w:r>
+    </w:p>
+    <w:p>
+      <w:pPr>
+        <w:pBdr>
+          <w:bottom w:val="single" w:sz="6" w:space="1" w:color="BFC7D5"/>
+        </w:pBdr>
+      </w:pPr>
+    </w:p>
+    <w:p>
+      <w:pPr>
+        <w:keepNext/>
+        <w:spacing w:before="200"/>
+      </w:pPr>
+      <w:r>
+        <w:rPr>
+          <w:color w:val="1F3A5F"/>
+          <w:sz w:val="24"/>
+        </w:rPr>
+      </w:r>
+      <w:r>
+        <w:rPr>
+          <w:b/>
+          <w:color w:val="1F3A5F"/>
+          <w:sz w:val="24"/>
+        </w:rPr>
+        <w:t>Q38. How do you use Prisma with Nest?</w:t>
+      </w:r>
+      <w:r>
+        <w:rPr>
+          <w:color w:val="1F3A5F"/>
+          <w:sz w:val="24"/>
+        </w:rPr>
+      </w:r>
+    </w:p>
+    <w:p>
+      <w:r>
+        <w:rPr/>
+      </w:r>
+      <w:r>
+        <w:rPr>
+          <w:b/>
+        </w:rPr>
+        <w:t>Short answer:</w:t>
+      </w:r>
+      <w:r>
+        <w:rPr/>
+        <w:t xml:space="preserve"> A </w:t>
+      </w:r>
+      <w:r>
+        <w:rPr>
+          <w:rFonts w:ascii="Courier New" w:hAnsi="Courier New"/>
+          <w:color w:val="B42318"/>
+          <w:sz w:val="20"/>
+        </w:rPr>
+        <w:t>PrismaService</w:t>
+      </w:r>
+      <w:r>
+        <w:rPr/>
+        <w:t xml:space="preserve"> extending </w:t>
+      </w:r>
+      <w:r>
+        <w:rPr>
+          <w:rFonts w:ascii="Courier New" w:hAnsi="Courier New"/>
+          <w:color w:val="B42318"/>
+          <w:sz w:val="20"/>
+        </w:rPr>
+        <w:t>PrismaClient</w:t>
+      </w:r>
+      <w:r>
+        <w:rPr/>
+        <w:t>, injected into repositories; migrations via Prisma Migrate; extensions for tenant filtering.</w:t>
+      </w:r>
+    </w:p>
+    <w:p>
+      <w:r>
+        <w:rPr/>
+      </w:r>
+      <w:r>
+        <w:rPr>
+          <w:b/>
+        </w:rPr>
+        <w:t>Explanation:</w:t>
+      </w:r>
+      <w:r>
+        <w:rPr/>
+        <w:t xml:space="preserve"> Connect in </w:t>
+      </w:r>
+      <w:r>
+        <w:rPr>
+          <w:rFonts w:ascii="Courier New" w:hAnsi="Courier New"/>
+          <w:color w:val="B42318"/>
+          <w:sz w:val="20"/>
+        </w:rPr>
+        <w:t>onModuleInit</w:t>
+      </w:r>
+      <w:r>
+        <w:rPr/>
+        <w:t xml:space="preserve"> and use shutdown hooks.</w:t>
+      </w:r>
+    </w:p>
+    <w:p>
+      <w:r>
+        <w:rPr/>
+      </w:r>
+      <w:r>
+        <w:rPr>
+          <w:b/>
+        </w:rPr>
+        <w:t>Example:</w:t>
+      </w:r>
+      <w:r>
+        <w:rPr/>
+        <w:t xml:space="preserve"> </w:t>
+      </w:r>
+      <w:r>
+        <w:rPr>
+          <w:rFonts w:ascii="Courier New" w:hAnsi="Courier New"/>
+          <w:color w:val="B42318"/>
+          <w:sz w:val="20"/>
+        </w:rPr>
+        <w:t>@Injectable() export class PrismaService extends PrismaClient implements OnModuleInit { async onModuleInit() { await this.$connect(); } }</w:t>
+      </w:r>
+      <w:r>
+        <w:rPr/>
+        <w:t>.</w:t>
+      </w:r>
+    </w:p>
+    <w:p>
+      <w:r>
+        <w:rPr/>
+      </w:r>
+      <w:r>
+        <w:rPr>
+          <w:b/>
+        </w:rPr>
+        <w:t>Say it like this:</w:t>
+      </w:r>
+      <w:r>
+        <w:rPr/>
+        <w:t xml:space="preserve"> "Prisma becomes one injectable service, and repositories use it, so swapping or mocking it is easy."</w:t>
+      </w:r>
+    </w:p>
+    <w:p>
+      <w:pPr>
+        <w:pBdr>
+          <w:bottom w:val="single" w:sz="6" w:space="1" w:color="BFC7D5"/>
+        </w:pBdr>
+      </w:pPr>
+    </w:p>
+    <w:p>
+      <w:pPr>
+        <w:pStyle w:val="Heading2"/>
+        <w:pBdr>
+          <w:bottom w:val="single" w:sz="6" w:space="1" w:color="BFC7D5"/>
+        </w:pBdr>
+      </w:pPr>
+      <w:r>
+        <w:rPr/>
+        <w:t>🧩 More Scenarios</w:t>
+      </w:r>
+    </w:p>
+    <w:p>
+      <w:pPr>
+        <w:keepNext/>
+        <w:spacing w:before="200"/>
+      </w:pPr>
+      <w:r>
+        <w:rPr>
+          <w:color w:val="1F3A5F"/>
+          <w:sz w:val="24"/>
+        </w:rPr>
+      </w:r>
+      <w:r>
+        <w:rPr>
+          <w:b/>
+          <w:color w:val="1F3A5F"/>
+          <w:sz w:val="24"/>
+        </w:rPr>
+        <w:t xml:space="preserve">Q39. A guard can't find </w:t>
+      </w:r>
+      <w:r>
+        <w:rPr>
+          <w:rFonts w:ascii="Courier New" w:hAnsi="Courier New"/>
+          <w:b/>
+          <w:color w:val="1F3A5F"/>
+          <w:sz w:val="24"/>
+        </w:rPr>
+        <w:t>request.user</w:t>
+      </w:r>
+      <w:r>
+        <w:rPr>
+          <w:b/>
+          <w:color w:val="1F3A5F"/>
+          <w:sz w:val="24"/>
+        </w:rPr>
+        <w:t>. Why?</w:t>
+      </w:r>
+      <w:r>
+        <w:rPr>
+          <w:color w:val="1F3A5F"/>
+          <w:sz w:val="24"/>
+        </w:rPr>
+      </w:r>
+    </w:p>
+    <w:p>
+      <w:r>
+        <w:rPr/>
+      </w:r>
+      <w:r>
+        <w:rPr>
+          <w:b/>
+        </w:rPr>
+        <w:t>Short answer:</w:t>
+      </w:r>
+      <w:r>
+        <w:rPr/>
+        <w:t xml:space="preserve"> Guard order: the roles guard ran before the authentication guard, or auth isn't applied to that route.</w:t>
+      </w:r>
+    </w:p>
+    <w:p>
+      <w:r>
+        <w:rPr/>
+      </w:r>
+      <w:r>
+        <w:rPr>
+          <w:b/>
+        </w:rPr>
+        <w:t>Explanation:</w:t>
+      </w:r>
+      <w:r>
+        <w:rPr/>
+        <w:t xml:space="preserve"> Global guards run before controller and route guards, in registration order.</w:t>
+      </w:r>
+    </w:p>
+    <w:p>
+      <w:r>
+        <w:rPr/>
+      </w:r>
+      <w:r>
+        <w:rPr>
+          <w:b/>
+        </w:rPr>
+        <w:t>Example:</w:t>
+      </w:r>
+      <w:r>
+        <w:rPr/>
+        <w:t xml:space="preserve"> Register </w:t>
+      </w:r>
+      <w:r>
+        <w:rPr>
+          <w:rFonts w:ascii="Courier New" w:hAnsi="Courier New"/>
+          <w:color w:val="B42318"/>
+          <w:sz w:val="20"/>
+        </w:rPr>
+        <w:t>JwtAuthGuard</w:t>
+      </w:r>
+      <w:r>
+        <w:rPr/>
+        <w:t xml:space="preserve"> before </w:t>
+      </w:r>
+      <w:r>
+        <w:rPr>
+          <w:rFonts w:ascii="Courier New" w:hAnsi="Courier New"/>
+          <w:color w:val="B42318"/>
+          <w:sz w:val="20"/>
+        </w:rPr>
+        <w:t>RolesGuard</w:t>
+      </w:r>
+      <w:r>
+        <w:rPr/>
+        <w:t xml:space="preserve"> in </w:t>
+      </w:r>
+      <w:r>
+        <w:rPr>
+          <w:rFonts w:ascii="Courier New" w:hAnsi="Courier New"/>
+          <w:color w:val="B42318"/>
+          <w:sz w:val="20"/>
+        </w:rPr>
+        <w:t>APP_GUARD</w:t>
+      </w:r>
+      <w:r>
+        <w:rPr/>
+        <w:t xml:space="preserve"> providers.</w:t>
+      </w:r>
+    </w:p>
+    <w:p>
+      <w:r>
+        <w:rPr/>
+      </w:r>
+      <w:r>
+        <w:rPr>
+          <w:b/>
+        </w:rPr>
+        <w:t>Say it like this:</w:t>
+      </w:r>
+      <w:r>
+        <w:rPr/>
+        <w:t xml:space="preserve"> "Roles need an authenticated user, so authentication must run first. It's usually a guard-order problem."</w:t>
+      </w:r>
+    </w:p>
+    <w:p>
+      <w:pPr>
+        <w:pBdr>
+          <w:bottom w:val="single" w:sz="6" w:space="1" w:color="BFC7D5"/>
+        </w:pBdr>
+      </w:pPr>
+    </w:p>
+    <w:p>
+      <w:pPr>
+        <w:keepNext/>
+        <w:spacing w:before="200"/>
+      </w:pPr>
+      <w:r>
+        <w:rPr>
+          <w:color w:val="1F3A5F"/>
+          <w:sz w:val="24"/>
+        </w:rPr>
+      </w:r>
+      <w:r>
+        <w:rPr>
+          <w:b/>
+          <w:color w:val="1F3A5F"/>
+          <w:sz w:val="24"/>
+        </w:rPr>
+        <w:t>Q40. A provider can't be resolved ("Nest can't resolve dependencies of X"). How do you fix it?</w:t>
+      </w:r>
+      <w:r>
+        <w:rPr>
+          <w:color w:val="1F3A5F"/>
+          <w:sz w:val="24"/>
+        </w:rPr>
+      </w:r>
+    </w:p>
+    <w:p>
+      <w:r>
+        <w:rPr/>
+      </w:r>
+      <w:r>
+        <w:rPr>
+          <w:b/>
+        </w:rPr>
+        <w:t>Short answer:</w:t>
+      </w:r>
+      <w:r>
+        <w:rPr/>
+        <w:t xml:space="preserve"> Make sure the provider is in the module's </w:t>
+      </w:r>
+      <w:r>
+        <w:rPr>
+          <w:rFonts w:ascii="Courier New" w:hAnsi="Courier New"/>
+          <w:color w:val="B42318"/>
+          <w:sz w:val="20"/>
+        </w:rPr>
+        <w:t>providers</w:t>
+      </w:r>
+      <w:r>
+        <w:rPr/>
+        <w:t>, or exported from another module that's imported, and check injection tokens and circular imports.</w:t>
+      </w:r>
+    </w:p>
+    <w:p>
+      <w:r>
+        <w:rPr/>
+      </w:r>
+      <w:r>
+        <w:rPr>
+          <w:b/>
+        </w:rPr>
+        <w:t>Explanation:</w:t>
+      </w:r>
+      <w:r>
+        <w:rPr/>
+        <w:t xml:space="preserve"> The error message names the missing dependency index.</w:t>
+      </w:r>
+    </w:p>
+    <w:p>
+      <w:r>
+        <w:rPr/>
+      </w:r>
+      <w:r>
+        <w:rPr>
+          <w:b/>
+        </w:rPr>
+        <w:t>Example:</w:t>
+      </w:r>
+      <w:r>
+        <w:rPr/>
+        <w:t xml:space="preserve"> </w:t>
+      </w:r>
+      <w:r>
+        <w:rPr>
+          <w:rFonts w:ascii="Courier New" w:hAnsi="Courier New"/>
+          <w:color w:val="B42318"/>
+          <w:sz w:val="20"/>
+        </w:rPr>
+        <w:t>CallsService</w:t>
+      </w:r>
+      <w:r>
+        <w:rPr/>
+        <w:t xml:space="preserve"> used in </w:t>
+      </w:r>
+      <w:r>
+        <w:rPr>
+          <w:rFonts w:ascii="Courier New" w:hAnsi="Courier New"/>
+          <w:color w:val="B42318"/>
+          <w:sz w:val="20"/>
+        </w:rPr>
+        <w:t>ScoringModule</w:t>
+      </w:r>
+      <w:r>
+        <w:rPr/>
+        <w:t xml:space="preserve"> but </w:t>
+      </w:r>
+      <w:r>
+        <w:rPr>
+          <w:rFonts w:ascii="Courier New" w:hAnsi="Courier New"/>
+          <w:color w:val="B42318"/>
+          <w:sz w:val="20"/>
+        </w:rPr>
+        <w:t>CallsModule</w:t>
+      </w:r>
+      <w:r>
+        <w:rPr/>
+        <w:t xml:space="preserve"> didn't export it.</w:t>
+      </w:r>
+    </w:p>
+    <w:p>
+      <w:r>
+        <w:rPr/>
+      </w:r>
+      <w:r>
+        <w:rPr>
+          <w:b/>
+        </w:rPr>
+        <w:t>Say it like this:</w:t>
+      </w:r>
+      <w:r>
+        <w:rPr/>
+        <w:t xml:space="preserve"> "That error almost always means a provider isn't exported or the module isn't imported. The message tells you which one."</w:t>
+      </w:r>
+    </w:p>
+    <w:p>
+      <w:pPr>
+        <w:pBdr>
+          <w:bottom w:val="single" w:sz="6" w:space="1" w:color="BFC7D5"/>
+        </w:pBdr>
+      </w:pPr>
+    </w:p>
+    <w:p>
+      <w:pPr>
+        <w:keepNext/>
+        <w:spacing w:before="200"/>
+      </w:pPr>
+      <w:r>
+        <w:rPr>
+          <w:color w:val="1F3A5F"/>
+          <w:sz w:val="24"/>
+        </w:rPr>
+      </w:r>
+      <w:r>
+        <w:rPr>
+          <w:b/>
+          <w:color w:val="1F3A5F"/>
+          <w:sz w:val="24"/>
+        </w:rPr>
+        <w:t>Q41. Validation isn't running on nested objects. Why?</w:t>
+      </w:r>
+      <w:r>
+        <w:rPr>
+          <w:color w:val="1F3A5F"/>
+          <w:sz w:val="24"/>
+        </w:rPr>
+      </w:r>
+    </w:p>
+    <w:p>
+      <w:r>
+        <w:rPr/>
+      </w:r>
+      <w:r>
+        <w:rPr>
+          <w:b/>
+        </w:rPr>
+        <w:t>Short answer:</w:t>
+      </w:r>
+      <w:r>
+        <w:rPr/>
+        <w:t xml:space="preserve"> </w:t>
+      </w:r>
+      <w:r>
+        <w:rPr>
+          <w:rFonts w:ascii="Courier New" w:hAnsi="Courier New"/>
+          <w:color w:val="B42318"/>
+          <w:sz w:val="20"/>
+        </w:rPr>
+        <w:t>class-validator</w:t>
+      </w:r>
+      <w:r>
+        <w:rPr/>
+        <w:t xml:space="preserve"> needs </w:t>
+      </w:r>
+      <w:r>
+        <w:rPr>
+          <w:rFonts w:ascii="Courier New" w:hAnsi="Courier New"/>
+          <w:color w:val="B42318"/>
+          <w:sz w:val="20"/>
+        </w:rPr>
+        <w:t>@ValidateNested()</w:t>
+      </w:r>
+      <w:r>
+        <w:rPr/>
+        <w:t xml:space="preserve"> and </w:t>
+      </w:r>
+      <w:r>
+        <w:rPr>
+          <w:rFonts w:ascii="Courier New" w:hAnsi="Courier New"/>
+          <w:color w:val="B42318"/>
+          <w:sz w:val="20"/>
+        </w:rPr>
+        <w:t>@Type(() =&gt; Child)</w:t>
+      </w:r>
+      <w:r>
+        <w:rPr/>
+        <w:t xml:space="preserve"> from </w:t>
+      </w:r>
+      <w:r>
+        <w:rPr>
+          <w:rFonts w:ascii="Courier New" w:hAnsi="Courier New"/>
+          <w:color w:val="B42318"/>
+          <w:sz w:val="20"/>
+        </w:rPr>
+        <w:t>class-transformer</w:t>
+      </w:r>
+      <w:r>
+        <w:rPr/>
+        <w:t xml:space="preserve"> for nested DTOs.</w:t>
+      </w:r>
+    </w:p>
+    <w:p>
+      <w:r>
+        <w:rPr/>
+      </w:r>
+      <w:r>
+        <w:rPr>
+          <w:b/>
+        </w:rPr>
+        <w:t>Explanation:</w:t>
+      </w:r>
+      <w:r>
+        <w:rPr/>
+        <w:t xml:space="preserve"> Without </w:t>
+      </w:r>
+      <w:r>
+        <w:rPr>
+          <w:rFonts w:ascii="Courier New" w:hAnsi="Courier New"/>
+          <w:color w:val="B42318"/>
+          <w:sz w:val="20"/>
+        </w:rPr>
+        <w:t>@Type</w:t>
+      </w:r>
+      <w:r>
+        <w:rPr/>
+        <w:t>, the nested object stays a plain object and isn't validated.</w:t>
+      </w:r>
+    </w:p>
+    <w:p>
+      <w:r>
+        <w:rPr/>
+      </w:r>
+      <w:r>
+        <w:rPr>
+          <w:b/>
+        </w:rPr>
+        <w:t>Example:</w:t>
+      </w:r>
+      <w:r>
+        <w:rPr/>
+        <w:t xml:space="preserve"> </w:t>
+      </w:r>
+      <w:r>
+        <w:rPr>
+          <w:rFonts w:ascii="Courier New" w:hAnsi="Courier New"/>
+          <w:color w:val="B42318"/>
+          <w:sz w:val="20"/>
+        </w:rPr>
+        <w:t>@ValidateNested({ each: true }) @Type(() =&gt; AnswerDto) answers: AnswerDto[];</w:t>
+      </w:r>
+      <w:r>
+        <w:rPr/>
+        <w:t>.</w:t>
+      </w:r>
+    </w:p>
+    <w:p>
+      <w:r>
+        <w:rPr/>
+      </w:r>
+      <w:r>
+        <w:rPr>
+          <w:b/>
+        </w:rPr>
+        <w:t>Say it like this:</w:t>
+      </w:r>
+      <w:r>
+        <w:rPr/>
+        <w:t xml:space="preserve"> "Nested DTOs need both ValidateNested and Type, otherwise they silently skip validation."</w:t>
+      </w:r>
+    </w:p>
+    <w:p>
+      <w:pPr>
+        <w:pBdr>
+          <w:bottom w:val="single" w:sz="6" w:space="1" w:color="BFC7D5"/>
+        </w:pBdr>
+      </w:pPr>
+    </w:p>
+    <w:p>
+      <w:pPr>
+        <w:pStyle w:val="Heading2"/>
+        <w:pBdr>
+          <w:bottom w:val="single" w:sz="6" w:space="1" w:color="BFC7D5"/>
+        </w:pBdr>
+      </w:pPr>
+      <w:r>
+        <w:rPr/>
+        <w:t>🎯 From Your Resume</w:t>
+      </w:r>
+    </w:p>
+    <w:p>
+      <w:pPr>
+        <w:keepNext/>
+        <w:spacing w:before="200"/>
+      </w:pPr>
+      <w:r>
+        <w:rPr>
+          <w:color w:val="1F3A5F"/>
+          <w:sz w:val="24"/>
+        </w:rPr>
+      </w:r>
+      <w:r>
+        <w:rPr>
+          <w:b/>
+          <w:color w:val="1F3A5F"/>
+          <w:sz w:val="24"/>
+        </w:rPr>
+        <w:t>Q42. "What did you build with NestJS at Slaylink?"</w:t>
       </w:r>
       <w:r>
         <w:rPr>
